--- a/frontend/public/docx/courses/generative-ai/Multi-modal-rag/Introduction to Multimodal AI.docx
+++ b/frontend/public/docx/courses/generative-ai/Multi-modal-rag/Introduction to Multimodal AI.docx
@@ -48,7 +48,7 @@
       <w:pPr>
         <w:numPr>
           <w:ilvl w:val="0"/>
-          <w:numId w:val="6"/>
+          <w:numId w:val="9"/>
         </w:numPr>
         <w:spacing w:after="0" w:before="240" w:lineRule="auto"/>
         <w:ind w:left="720" w:hanging="360"/>
@@ -65,7 +65,7 @@
       <w:pPr>
         <w:numPr>
           <w:ilvl w:val="0"/>
-          <w:numId w:val="6"/>
+          <w:numId w:val="9"/>
         </w:numPr>
         <w:spacing w:after="0" w:before="0" w:lineRule="auto"/>
         <w:ind w:left="720" w:hanging="360"/>
@@ -82,7 +82,7 @@
       <w:pPr>
         <w:numPr>
           <w:ilvl w:val="0"/>
-          <w:numId w:val="6"/>
+          <w:numId w:val="9"/>
         </w:numPr>
         <w:spacing w:after="0" w:before="0" w:lineRule="auto"/>
         <w:ind w:left="720" w:hanging="360"/>
@@ -99,7 +99,7 @@
       <w:pPr>
         <w:numPr>
           <w:ilvl w:val="0"/>
-          <w:numId w:val="6"/>
+          <w:numId w:val="9"/>
         </w:numPr>
         <w:spacing w:after="240" w:before="0" w:lineRule="auto"/>
         <w:ind w:left="720" w:hanging="360"/>
@@ -272,14 +272,14 @@
         <w:rPr/>
         <w:drawing>
           <wp:inline distB="114300" distT="114300" distL="114300" distR="114300">
-            <wp:extent cx="5943600" cy="2895600"/>
+            <wp:extent cx="5943600" cy="520700"/>
             <wp:effectExtent b="0" l="0" r="0" t="0"/>
-            <wp:docPr id="3" name="image1.png"/>
+            <wp:docPr id="4" name="image3.png"/>
             <a:graphic>
               <a:graphicData uri="http://schemas.openxmlformats.org/drawingml/2006/picture">
                 <pic:pic>
                   <pic:nvPicPr>
-                    <pic:cNvPr id="0" name="image1.png"/>
+                    <pic:cNvPr id="0" name="image3.png"/>
                     <pic:cNvPicPr preferRelativeResize="0"/>
                   </pic:nvPicPr>
                   <pic:blipFill>
@@ -292,7 +292,7 @@
                   <pic:spPr>
                     <a:xfrm>
                       <a:off x="0" y="0"/>
-                      <a:ext cx="5943600" cy="2895600"/>
+                      <a:ext cx="5943600" cy="520700"/>
                     </a:xfrm>
                     <a:prstGeom prst="rect"/>
                     <a:ln/>
@@ -369,7 +369,7 @@
       <w:pPr>
         <w:numPr>
           <w:ilvl w:val="0"/>
-          <w:numId w:val="7"/>
+          <w:numId w:val="10"/>
         </w:numPr>
         <w:spacing w:after="0" w:before="240" w:lineRule="auto"/>
         <w:ind w:left="720" w:hanging="360"/>
@@ -394,7 +394,7 @@
       <w:pPr>
         <w:numPr>
           <w:ilvl w:val="1"/>
-          <w:numId w:val="7"/>
+          <w:numId w:val="10"/>
         </w:numPr>
         <w:spacing w:after="0" w:before="0" w:lineRule="auto"/>
         <w:ind w:left="1440" w:hanging="360"/>
@@ -411,7 +411,7 @@
       <w:pPr>
         <w:numPr>
           <w:ilvl w:val="1"/>
-          <w:numId w:val="7"/>
+          <w:numId w:val="10"/>
         </w:numPr>
         <w:spacing w:after="0" w:before="0" w:lineRule="auto"/>
         <w:ind w:left="1440" w:hanging="360"/>
@@ -428,7 +428,7 @@
       <w:pPr>
         <w:numPr>
           <w:ilvl w:val="1"/>
-          <w:numId w:val="7"/>
+          <w:numId w:val="10"/>
         </w:numPr>
         <w:spacing w:after="0" w:before="0" w:lineRule="auto"/>
         <w:ind w:left="1440" w:hanging="360"/>
@@ -445,7 +445,7 @@
       <w:pPr>
         <w:numPr>
           <w:ilvl w:val="1"/>
-          <w:numId w:val="7"/>
+          <w:numId w:val="10"/>
         </w:numPr>
         <w:spacing w:after="0" w:before="0" w:lineRule="auto"/>
         <w:ind w:left="1440" w:hanging="360"/>
@@ -462,7 +462,7 @@
       <w:pPr>
         <w:numPr>
           <w:ilvl w:val="0"/>
-          <w:numId w:val="7"/>
+          <w:numId w:val="10"/>
         </w:numPr>
         <w:spacing w:after="240" w:before="0" w:lineRule="auto"/>
         <w:ind w:left="720" w:hanging="360"/>
@@ -494,7 +494,7 @@
       <w:pPr>
         <w:numPr>
           <w:ilvl w:val="0"/>
-          <w:numId w:val="7"/>
+          <w:numId w:val="10"/>
         </w:numPr>
         <w:spacing w:after="0" w:before="240" w:lineRule="auto"/>
         <w:ind w:left="720" w:hanging="360"/>
@@ -519,7 +519,7 @@
       <w:pPr>
         <w:numPr>
           <w:ilvl w:val="1"/>
-          <w:numId w:val="7"/>
+          <w:numId w:val="10"/>
         </w:numPr>
         <w:spacing w:after="0" w:before="0" w:lineRule="auto"/>
         <w:ind w:left="1440" w:hanging="360"/>
@@ -536,7 +536,7 @@
       <w:pPr>
         <w:numPr>
           <w:ilvl w:val="1"/>
-          <w:numId w:val="7"/>
+          <w:numId w:val="10"/>
         </w:numPr>
         <w:spacing w:after="0" w:before="0" w:lineRule="auto"/>
         <w:ind w:left="1440" w:hanging="360"/>
@@ -553,7 +553,7 @@
       <w:pPr>
         <w:numPr>
           <w:ilvl w:val="1"/>
-          <w:numId w:val="7"/>
+          <w:numId w:val="10"/>
         </w:numPr>
         <w:spacing w:after="0" w:before="0" w:lineRule="auto"/>
         <w:ind w:left="1440" w:hanging="360"/>
@@ -570,7 +570,7 @@
       <w:pPr>
         <w:numPr>
           <w:ilvl w:val="1"/>
-          <w:numId w:val="7"/>
+          <w:numId w:val="10"/>
         </w:numPr>
         <w:spacing w:after="0" w:before="0" w:lineRule="auto"/>
         <w:ind w:left="1440" w:hanging="360"/>
@@ -587,7 +587,7 @@
       <w:pPr>
         <w:numPr>
           <w:ilvl w:val="0"/>
-          <w:numId w:val="7"/>
+          <w:numId w:val="10"/>
         </w:numPr>
         <w:spacing w:after="240" w:before="0" w:lineRule="auto"/>
         <w:ind w:left="720" w:hanging="360"/>
@@ -619,7 +619,7 @@
       <w:pPr>
         <w:numPr>
           <w:ilvl w:val="0"/>
-          <w:numId w:val="7"/>
+          <w:numId w:val="10"/>
         </w:numPr>
         <w:spacing w:after="0" w:before="240" w:lineRule="auto"/>
         <w:ind w:left="720" w:hanging="360"/>
@@ -644,7 +644,7 @@
       <w:pPr>
         <w:numPr>
           <w:ilvl w:val="1"/>
-          <w:numId w:val="7"/>
+          <w:numId w:val="10"/>
         </w:numPr>
         <w:spacing w:after="0" w:before="0" w:lineRule="auto"/>
         <w:ind w:left="1440" w:hanging="360"/>
@@ -661,7 +661,7 @@
       <w:pPr>
         <w:numPr>
           <w:ilvl w:val="1"/>
-          <w:numId w:val="7"/>
+          <w:numId w:val="10"/>
         </w:numPr>
         <w:spacing w:after="0" w:before="0" w:lineRule="auto"/>
         <w:ind w:left="1440" w:hanging="360"/>
@@ -678,7 +678,7 @@
       <w:pPr>
         <w:numPr>
           <w:ilvl w:val="1"/>
-          <w:numId w:val="7"/>
+          <w:numId w:val="10"/>
         </w:numPr>
         <w:spacing w:after="0" w:before="0" w:lineRule="auto"/>
         <w:ind w:left="1440" w:hanging="360"/>
@@ -695,7 +695,7 @@
       <w:pPr>
         <w:numPr>
           <w:ilvl w:val="1"/>
-          <w:numId w:val="7"/>
+          <w:numId w:val="10"/>
         </w:numPr>
         <w:spacing w:after="0" w:before="0" w:lineRule="auto"/>
         <w:ind w:left="1440" w:hanging="360"/>
@@ -712,7 +712,7 @@
       <w:pPr>
         <w:numPr>
           <w:ilvl w:val="0"/>
-          <w:numId w:val="7"/>
+          <w:numId w:val="10"/>
         </w:numPr>
         <w:spacing w:after="240" w:before="0" w:lineRule="auto"/>
         <w:ind w:left="720" w:hanging="360"/>
@@ -752,7 +752,7 @@
       <w:pPr>
         <w:numPr>
           <w:ilvl w:val="0"/>
-          <w:numId w:val="7"/>
+          <w:numId w:val="10"/>
         </w:numPr>
         <w:spacing w:after="0" w:before="240" w:lineRule="auto"/>
         <w:ind w:left="720" w:hanging="360"/>
@@ -805,7 +805,7 @@
       <w:pPr>
         <w:numPr>
           <w:ilvl w:val="1"/>
-          <w:numId w:val="7"/>
+          <w:numId w:val="10"/>
         </w:numPr>
         <w:spacing w:after="0" w:before="0" w:lineRule="auto"/>
         <w:ind w:left="1440" w:hanging="360"/>
@@ -822,7 +822,7 @@
       <w:pPr>
         <w:numPr>
           <w:ilvl w:val="1"/>
-          <w:numId w:val="7"/>
+          <w:numId w:val="10"/>
         </w:numPr>
         <w:spacing w:after="0" w:before="0" w:lineRule="auto"/>
         <w:ind w:left="1440" w:hanging="360"/>
@@ -839,7 +839,7 @@
       <w:pPr>
         <w:numPr>
           <w:ilvl w:val="1"/>
-          <w:numId w:val="7"/>
+          <w:numId w:val="10"/>
         </w:numPr>
         <w:spacing w:after="0" w:before="0" w:lineRule="auto"/>
         <w:ind w:left="1440" w:hanging="360"/>
@@ -856,7 +856,7 @@
       <w:pPr>
         <w:numPr>
           <w:ilvl w:val="1"/>
-          <w:numId w:val="7"/>
+          <w:numId w:val="10"/>
         </w:numPr>
         <w:spacing w:after="0" w:before="0" w:lineRule="auto"/>
         <w:ind w:left="1440" w:hanging="360"/>
@@ -873,7 +873,7 @@
       <w:pPr>
         <w:numPr>
           <w:ilvl w:val="0"/>
-          <w:numId w:val="7"/>
+          <w:numId w:val="10"/>
         </w:numPr>
         <w:spacing w:after="240" w:before="0" w:lineRule="auto"/>
         <w:ind w:left="720" w:hanging="360"/>
@@ -905,7 +905,7 @@
       <w:pPr>
         <w:numPr>
           <w:ilvl w:val="0"/>
-          <w:numId w:val="7"/>
+          <w:numId w:val="10"/>
         </w:numPr>
         <w:spacing w:after="0" w:before="240" w:lineRule="auto"/>
         <w:ind w:left="720" w:hanging="360"/>
@@ -930,7 +930,7 @@
       <w:pPr>
         <w:numPr>
           <w:ilvl w:val="1"/>
-          <w:numId w:val="7"/>
+          <w:numId w:val="10"/>
         </w:numPr>
         <w:spacing w:after="0" w:before="0" w:lineRule="auto"/>
         <w:ind w:left="1440" w:hanging="360"/>
@@ -947,7 +947,7 @@
       <w:pPr>
         <w:numPr>
           <w:ilvl w:val="1"/>
-          <w:numId w:val="7"/>
+          <w:numId w:val="10"/>
         </w:numPr>
         <w:spacing w:after="0" w:before="0" w:lineRule="auto"/>
         <w:ind w:left="1440" w:hanging="360"/>
@@ -964,7 +964,7 @@
       <w:pPr>
         <w:numPr>
           <w:ilvl w:val="1"/>
-          <w:numId w:val="7"/>
+          <w:numId w:val="10"/>
         </w:numPr>
         <w:spacing w:after="0" w:before="0" w:lineRule="auto"/>
         <w:ind w:left="1440" w:hanging="360"/>
@@ -981,7 +981,7 @@
       <w:pPr>
         <w:numPr>
           <w:ilvl w:val="1"/>
-          <w:numId w:val="7"/>
+          <w:numId w:val="10"/>
         </w:numPr>
         <w:spacing w:after="0" w:before="0" w:lineRule="auto"/>
         <w:ind w:left="1440" w:hanging="360"/>
@@ -998,7 +998,7 @@
       <w:pPr>
         <w:numPr>
           <w:ilvl w:val="0"/>
-          <w:numId w:val="7"/>
+          <w:numId w:val="10"/>
         </w:numPr>
         <w:spacing w:after="240" w:before="0" w:lineRule="auto"/>
         <w:ind w:left="720" w:hanging="360"/>
@@ -1030,7 +1030,7 @@
       <w:pPr>
         <w:numPr>
           <w:ilvl w:val="0"/>
-          <w:numId w:val="7"/>
+          <w:numId w:val="10"/>
         </w:numPr>
         <w:spacing w:after="0" w:before="240" w:lineRule="auto"/>
         <w:ind w:left="720" w:hanging="360"/>
@@ -1055,7 +1055,7 @@
       <w:pPr>
         <w:numPr>
           <w:ilvl w:val="1"/>
-          <w:numId w:val="7"/>
+          <w:numId w:val="10"/>
         </w:numPr>
         <w:spacing w:after="0" w:before="0" w:lineRule="auto"/>
         <w:ind w:left="1440" w:hanging="360"/>
@@ -1072,7 +1072,7 @@
       <w:pPr>
         <w:numPr>
           <w:ilvl w:val="1"/>
-          <w:numId w:val="7"/>
+          <w:numId w:val="10"/>
         </w:numPr>
         <w:spacing w:after="0" w:before="0" w:lineRule="auto"/>
         <w:ind w:left="1440" w:hanging="360"/>
@@ -1089,7 +1089,7 @@
       <w:pPr>
         <w:numPr>
           <w:ilvl w:val="1"/>
-          <w:numId w:val="7"/>
+          <w:numId w:val="10"/>
         </w:numPr>
         <w:spacing w:after="0" w:before="0" w:lineRule="auto"/>
         <w:ind w:left="1440" w:hanging="360"/>
@@ -1106,7 +1106,7 @@
       <w:pPr>
         <w:numPr>
           <w:ilvl w:val="1"/>
-          <w:numId w:val="7"/>
+          <w:numId w:val="10"/>
         </w:numPr>
         <w:spacing w:after="0" w:before="0" w:lineRule="auto"/>
         <w:ind w:left="1440" w:hanging="360"/>
@@ -1123,7 +1123,7 @@
       <w:pPr>
         <w:numPr>
           <w:ilvl w:val="0"/>
-          <w:numId w:val="7"/>
+          <w:numId w:val="10"/>
         </w:numPr>
         <w:spacing w:after="240" w:before="0" w:lineRule="auto"/>
         <w:ind w:left="720" w:hanging="360"/>
@@ -1155,7 +1155,7 @@
       <w:pPr>
         <w:numPr>
           <w:ilvl w:val="0"/>
-          <w:numId w:val="7"/>
+          <w:numId w:val="10"/>
         </w:numPr>
         <w:spacing w:after="0" w:before="240" w:lineRule="auto"/>
         <w:ind w:left="720" w:hanging="360"/>
@@ -1180,7 +1180,7 @@
       <w:pPr>
         <w:numPr>
           <w:ilvl w:val="1"/>
-          <w:numId w:val="7"/>
+          <w:numId w:val="10"/>
         </w:numPr>
         <w:spacing w:after="0" w:before="0" w:lineRule="auto"/>
         <w:ind w:left="1440" w:hanging="360"/>
@@ -1197,7 +1197,7 @@
       <w:pPr>
         <w:numPr>
           <w:ilvl w:val="1"/>
-          <w:numId w:val="7"/>
+          <w:numId w:val="10"/>
         </w:numPr>
         <w:spacing w:after="0" w:before="0" w:lineRule="auto"/>
         <w:ind w:left="1440" w:hanging="360"/>
@@ -1214,7 +1214,7 @@
       <w:pPr>
         <w:numPr>
           <w:ilvl w:val="1"/>
-          <w:numId w:val="7"/>
+          <w:numId w:val="10"/>
         </w:numPr>
         <w:spacing w:after="0" w:before="0" w:lineRule="auto"/>
         <w:ind w:left="1440" w:hanging="360"/>
@@ -1231,7 +1231,7 @@
       <w:pPr>
         <w:numPr>
           <w:ilvl w:val="1"/>
-          <w:numId w:val="7"/>
+          <w:numId w:val="10"/>
         </w:numPr>
         <w:spacing w:after="240" w:before="0" w:lineRule="auto"/>
         <w:ind w:left="1440" w:hanging="360"/>
@@ -1308,14 +1308,14 @@
         <w:rPr/>
         <w:drawing>
           <wp:inline distB="114300" distT="114300" distL="114300" distR="114300">
-            <wp:extent cx="5943600" cy="4622800"/>
+            <wp:extent cx="5943600" cy="965200"/>
             <wp:effectExtent b="0" l="0" r="0" t="0"/>
-            <wp:docPr id="4" name="image4.png"/>
+            <wp:docPr id="2" name="image1.png"/>
             <a:graphic>
               <a:graphicData uri="http://schemas.openxmlformats.org/drawingml/2006/picture">
                 <pic:pic>
                   <pic:nvPicPr>
-                    <pic:cNvPr id="0" name="image4.png"/>
+                    <pic:cNvPr id="0" name="image1.png"/>
                     <pic:cNvPicPr preferRelativeResize="0"/>
                   </pic:nvPicPr>
                   <pic:blipFill>
@@ -1328,7 +1328,7 @@
                   <pic:spPr>
                     <a:xfrm>
                       <a:off x="0" y="0"/>
-                      <a:ext cx="5943600" cy="4622800"/>
+                      <a:ext cx="5943600" cy="965200"/>
                     </a:xfrm>
                     <a:prstGeom prst="rect"/>
                     <a:ln/>
@@ -1378,7 +1378,7 @@
       <w:pPr>
         <w:numPr>
           <w:ilvl w:val="0"/>
-          <w:numId w:val="11"/>
+          <w:numId w:val="14"/>
         </w:numPr>
         <w:spacing w:after="0" w:before="240" w:lineRule="auto"/>
         <w:ind w:left="720" w:hanging="360"/>
@@ -1396,14 +1396,14 @@
         <w:rPr>
           <w:rtl w:val="0"/>
         </w:rPr>
-        <w:t xml:space="preserve">: Show a photo and quiz it – "What's the weather like here?" or "Count the cars in traffic."</w:t>
+        <w:t xml:space="preserve">: Show a photo and quiz it, "What's the weather like here?" or "Count the cars in traffic."</w:t>
       </w:r>
     </w:p>
     <w:p>
       <w:pPr>
         <w:numPr>
           <w:ilvl w:val="0"/>
-          <w:numId w:val="11"/>
+          <w:numId w:val="14"/>
         </w:numPr>
         <w:spacing w:after="0" w:before="0" w:lineRule="auto"/>
         <w:ind w:left="720" w:hanging="360"/>
@@ -1428,7 +1428,7 @@
       <w:pPr>
         <w:numPr>
           <w:ilvl w:val="0"/>
-          <w:numId w:val="11"/>
+          <w:numId w:val="14"/>
         </w:numPr>
         <w:spacing w:after="240" w:before="0" w:lineRule="auto"/>
         <w:ind w:left="720" w:hanging="360"/>
@@ -1446,7 +1446,7 @@
         <w:rPr>
           <w:rtl w:val="0"/>
         </w:rPr>
-        <w:t xml:space="preserve">: Analyze a call transcript plus tone – "Did the client sound excited or skeptical?"</w:t>
+        <w:t xml:space="preserve">: Analyze a call transcript plus tone, "Did the client sound excited or skeptical?"</w:t>
       </w:r>
     </w:p>
     <w:p>
@@ -1498,291 +1498,354 @@
         <w:rPr>
           <w:rtl w:val="0"/>
         </w:rPr>
-        <w:t xml:space="preserve">import torch</w:t>
-      </w:r>
-    </w:p>
-    <w:p>
-      <w:pPr>
-        <w:spacing w:after="240" w:before="240" w:lineRule="auto"/>
-        <w:rPr/>
-      </w:pPr>
-      <w:r>
-        <w:rPr>
-          <w:rtl w:val="0"/>
-        </w:rPr>
-        <w:t xml:space="preserve">from PIL import Image</w:t>
-      </w:r>
-    </w:p>
-    <w:p>
-      <w:pPr>
-        <w:spacing w:after="240" w:before="240" w:lineRule="auto"/>
-        <w:rPr/>
-      </w:pPr>
-      <w:r>
-        <w:rPr>
-          <w:rtl w:val="0"/>
-        </w:rPr>
-        <w:t xml:space="preserve">import clip  # Assuming CLIP is available or simulated</w:t>
-      </w:r>
-    </w:p>
-    <w:p>
-      <w:pPr>
-        <w:spacing w:after="240" w:before="240" w:lineRule="auto"/>
-        <w:rPr/>
-      </w:pPr>
-      <w:r>
-        <w:rPr>
-          <w:rtl w:val="0"/>
-        </w:rPr>
-      </w:r>
-    </w:p>
-    <w:p>
-      <w:pPr>
-        <w:spacing w:after="240" w:before="240" w:lineRule="auto"/>
-        <w:rPr/>
-      </w:pPr>
-      <w:r>
-        <w:rPr>
-          <w:rtl w:val="0"/>
-        </w:rPr>
-        <w:t xml:space="preserve"># Load pre-trained CLIP model (text-image alignment)</w:t>
-      </w:r>
-    </w:p>
-    <w:p>
-      <w:pPr>
-        <w:spacing w:after="240" w:before="240" w:lineRule="auto"/>
-        <w:rPr/>
-      </w:pPr>
-      <w:r>
-        <w:rPr>
-          <w:rtl w:val="0"/>
-        </w:rPr>
-        <w:t xml:space="preserve">model, preprocess = clip.load("ViT-B/32")</w:t>
-      </w:r>
-    </w:p>
-    <w:p>
-      <w:pPr>
-        <w:spacing w:after="240" w:before="240" w:lineRule="auto"/>
-        <w:rPr/>
-      </w:pPr>
-      <w:r>
-        <w:rPr>
-          <w:rtl w:val="0"/>
-        </w:rPr>
-      </w:r>
-    </w:p>
-    <w:p>
-      <w:pPr>
-        <w:spacing w:after="240" w:before="240" w:lineRule="auto"/>
-        <w:rPr/>
-      </w:pPr>
-      <w:r>
-        <w:rPr>
-          <w:rtl w:val="0"/>
-        </w:rPr>
-        <w:t xml:space="preserve"># Example image and questions</w:t>
-      </w:r>
-    </w:p>
-    <w:p>
-      <w:pPr>
-        <w:spacing w:after="240" w:before="240" w:lineRule="auto"/>
-        <w:rPr/>
-      </w:pPr>
-      <w:r>
-        <w:rPr>
-          <w:rtl w:val="0"/>
-        </w:rPr>
-        <w:t xml:space="preserve">image = preprocess(Image.open("example_photo.jpg")).unsqueeze(0)  # Pretend image input</w:t>
-      </w:r>
-    </w:p>
-    <w:p>
-      <w:pPr>
-        <w:spacing w:after="240" w:before="240" w:lineRule="auto"/>
-        <w:rPr/>
-      </w:pPr>
-      <w:r>
-        <w:rPr>
-          <w:rtl w:val="0"/>
-        </w:rPr>
-        <w:t xml:space="preserve">questions = ["What's the weather like here?", "Count the cars in traffic."]</w:t>
-      </w:r>
-    </w:p>
-    <w:p>
-      <w:pPr>
-        <w:spacing w:after="240" w:before="240" w:lineRule="auto"/>
-        <w:rPr/>
-      </w:pPr>
-      <w:r>
-        <w:rPr>
-          <w:rtl w:val="0"/>
-        </w:rPr>
-      </w:r>
-    </w:p>
-    <w:p>
-      <w:pPr>
-        <w:spacing w:after="240" w:before="240" w:lineRule="auto"/>
-        <w:rPr/>
-      </w:pPr>
-      <w:r>
-        <w:rPr>
-          <w:rtl w:val="0"/>
-        </w:rPr>
-        <w:t xml:space="preserve"># Tokenize questions</w:t>
-      </w:r>
-    </w:p>
-    <w:p>
-      <w:pPr>
-        <w:spacing w:after="240" w:before="240" w:lineRule="auto"/>
-        <w:rPr/>
-      </w:pPr>
-      <w:r>
-        <w:rPr>
-          <w:rtl w:val="0"/>
-        </w:rPr>
-        <w:t xml:space="preserve">text_tokens = clip.tokenize(questions)</w:t>
-      </w:r>
-    </w:p>
-    <w:p>
-      <w:pPr>
-        <w:spacing w:after="240" w:before="240" w:lineRule="auto"/>
-        <w:rPr/>
-      </w:pPr>
-      <w:r>
-        <w:rPr>
-          <w:rtl w:val="0"/>
-        </w:rPr>
-      </w:r>
-    </w:p>
-    <w:p>
-      <w:pPr>
-        <w:spacing w:after="240" w:before="240" w:lineRule="auto"/>
-        <w:rPr/>
-      </w:pPr>
-      <w:r>
-        <w:rPr>
-          <w:rtl w:val="0"/>
-        </w:rPr>
-        <w:t xml:space="preserve"># Get embeddings</w:t>
-      </w:r>
-    </w:p>
-    <w:p>
-      <w:pPr>
-        <w:spacing w:after="240" w:before="240" w:lineRule="auto"/>
-        <w:rPr/>
-      </w:pPr>
-      <w:r>
-        <w:rPr>
-          <w:rtl w:val="0"/>
-        </w:rPr>
-        <w:t xml:space="preserve">with torch.no_grad():</w:t>
-      </w:r>
-    </w:p>
-    <w:p>
-      <w:pPr>
-        <w:spacing w:after="240" w:before="240" w:lineRule="auto"/>
-        <w:rPr/>
-      </w:pPr>
-      <w:r>
-        <w:rPr>
-          <w:rtl w:val="0"/>
-        </w:rPr>
-        <w:t xml:space="preserve">    image_features = model.encode_image(image)</w:t>
-      </w:r>
-    </w:p>
-    <w:p>
-      <w:pPr>
-        <w:spacing w:after="240" w:before="240" w:lineRule="auto"/>
-        <w:rPr/>
-      </w:pPr>
-      <w:r>
-        <w:rPr>
-          <w:rtl w:val="0"/>
-        </w:rPr>
-        <w:t xml:space="preserve">    text_features = model.encode_text(text_tokens)</w:t>
-      </w:r>
-    </w:p>
-    <w:p>
-      <w:pPr>
-        <w:spacing w:after="240" w:before="240" w:lineRule="auto"/>
-        <w:rPr/>
-      </w:pPr>
-      <w:r>
-        <w:rPr>
-          <w:rtl w:val="0"/>
-        </w:rPr>
-      </w:r>
-    </w:p>
-    <w:p>
-      <w:pPr>
-        <w:spacing w:after="240" w:before="240" w:lineRule="auto"/>
-        <w:rPr/>
-      </w:pPr>
-      <w:r>
-        <w:rPr>
-          <w:rtl w:val="0"/>
-        </w:rPr>
-        <w:t xml:space="preserve"># Compute similarities</w:t>
-      </w:r>
-    </w:p>
-    <w:p>
-      <w:pPr>
-        <w:spacing w:after="240" w:before="240" w:lineRule="auto"/>
-        <w:rPr/>
-      </w:pPr>
-      <w:r>
-        <w:rPr>
-          <w:rtl w:val="0"/>
-        </w:rPr>
-        <w:t xml:space="preserve">logits_per_image = image_features @ text_features.T</w:t>
-      </w:r>
-    </w:p>
-    <w:p>
-      <w:pPr>
-        <w:spacing w:after="240" w:before="240" w:lineRule="auto"/>
-        <w:rPr/>
-      </w:pPr>
-      <w:r>
-        <w:rPr>
-          <w:rtl w:val="0"/>
-        </w:rPr>
-        <w:t xml:space="preserve">probs = logits_per_image.softmax(dim=-1)</w:t>
-      </w:r>
-    </w:p>
-    <w:p>
-      <w:pPr>
-        <w:spacing w:after="240" w:before="240" w:lineRule="auto"/>
-        <w:rPr/>
-      </w:pPr>
-      <w:r>
-        <w:rPr>
-          <w:rtl w:val="0"/>
-        </w:rPr>
-      </w:r>
-    </w:p>
-    <w:p>
-      <w:pPr>
-        <w:spacing w:after="240" w:before="240" w:lineRule="auto"/>
-        <w:rPr/>
-      </w:pPr>
-      <w:r>
-        <w:rPr>
-          <w:rtl w:val="0"/>
-        </w:rPr>
-        <w:t xml:space="preserve"># Output most likely answer (simplified)</w:t>
-      </w:r>
-    </w:p>
-    <w:p>
-      <w:pPr>
-        <w:spacing w:after="240" w:before="240" w:lineRule="auto"/>
-        <w:rPr/>
-      </w:pPr>
-      <w:r>
-        <w:rPr>
-          <w:rtl w:val="0"/>
-        </w:rPr>
-        <w:t xml:space="preserve">print("Most relevant question:", questions[probs.argmax()])</w:t>
-      </w:r>
-    </w:p>
+      </w:r>
+    </w:p>
+    <w:sdt>
+      <w:sdtPr>
+        <w:lock w:val="contentLocked"/>
+        <w:id w:val="-114972473"/>
+        <w:tag w:val="goog_rdk_0"/>
+      </w:sdtPr>
+      <w:sdtContent>
+        <w:tbl>
+          <w:tblPr>
+            <w:tblStyle w:val="Table1"/>
+            <w:tblW w:w="9360.0" w:type="dxa"/>
+            <w:jc w:val="left"/>
+            <w:tblBorders>
+              <w:top w:color="000000" w:space="0" w:sz="8" w:val="single"/>
+              <w:left w:color="000000" w:space="0" w:sz="8" w:val="single"/>
+              <w:bottom w:color="000000" w:space="0" w:sz="8" w:val="single"/>
+              <w:right w:color="000000" w:space="0" w:sz="8" w:val="single"/>
+              <w:insideH w:color="000000" w:space="0" w:sz="8" w:val="single"/>
+              <w:insideV w:color="000000" w:space="0" w:sz="8" w:val="single"/>
+            </w:tblBorders>
+            <w:tblLayout w:type="fixed"/>
+            <w:tblLook w:val="0600"/>
+          </w:tblPr>
+          <w:tblGrid>
+            <w:gridCol w:w="9360"/>
+            <w:tblGridChange w:id="0">
+              <w:tblGrid>
+                <w:gridCol w:w="9360"/>
+              </w:tblGrid>
+            </w:tblGridChange>
+          </w:tblGrid>
+          <w:tr>
+            <w:trPr>
+              <w:cantSplit w:val="0"/>
+              <w:tblHeader w:val="0"/>
+            </w:trPr>
+            <w:tc>
+              <w:tcPr>
+                <w:shd w:fill="auto" w:val="clear"/>
+                <w:tcMar>
+                  <w:top w:w="100.0" w:type="dxa"/>
+                  <w:left w:w="100.0" w:type="dxa"/>
+                  <w:bottom w:w="100.0" w:type="dxa"/>
+                  <w:right w:w="100.0" w:type="dxa"/>
+                </w:tcMar>
+                <w:vAlign w:val="top"/>
+              </w:tcPr>
+              <w:p>
+                <w:pPr>
+                  <w:spacing w:after="240" w:before="240" w:lineRule="auto"/>
+                  <w:rPr/>
+                </w:pPr>
+                <w:r>
+                  <w:rPr>
+                    <w:rtl w:val="0"/>
+                  </w:rPr>
+                  <w:t xml:space="preserve">import torch</w:t>
+                </w:r>
+              </w:p>
+              <w:p>
+                <w:pPr>
+                  <w:spacing w:after="240" w:before="240" w:lineRule="auto"/>
+                  <w:rPr/>
+                </w:pPr>
+                <w:r>
+                  <w:rPr>
+                    <w:rtl w:val="0"/>
+                  </w:rPr>
+                  <w:t xml:space="preserve">from PIL import Image</w:t>
+                </w:r>
+              </w:p>
+              <w:p>
+                <w:pPr>
+                  <w:spacing w:after="240" w:before="240" w:lineRule="auto"/>
+                  <w:rPr/>
+                </w:pPr>
+                <w:r>
+                  <w:rPr>
+                    <w:rtl w:val="0"/>
+                  </w:rPr>
+                  <w:t xml:space="preserve">import clip  # Assuming CLIP is available or simulated</w:t>
+                </w:r>
+              </w:p>
+              <w:p>
+                <w:pPr>
+                  <w:spacing w:after="240" w:before="240" w:lineRule="auto"/>
+                  <w:rPr/>
+                </w:pPr>
+                <w:r>
+                  <w:rPr>
+                    <w:rtl w:val="0"/>
+                  </w:rPr>
+                </w:r>
+              </w:p>
+              <w:p>
+                <w:pPr>
+                  <w:spacing w:after="240" w:before="240" w:lineRule="auto"/>
+                  <w:rPr/>
+                </w:pPr>
+                <w:r>
+                  <w:rPr>
+                    <w:rtl w:val="0"/>
+                  </w:rPr>
+                  <w:t xml:space="preserve"># Load pre-trained CLIP model (text-image alignment)</w:t>
+                </w:r>
+              </w:p>
+              <w:p>
+                <w:pPr>
+                  <w:spacing w:after="240" w:before="240" w:lineRule="auto"/>
+                  <w:rPr/>
+                </w:pPr>
+                <w:r>
+                  <w:rPr>
+                    <w:rtl w:val="0"/>
+                  </w:rPr>
+                  <w:t xml:space="preserve">model, preprocess = clip.load("ViT-B/32")</w:t>
+                </w:r>
+              </w:p>
+              <w:p>
+                <w:pPr>
+                  <w:spacing w:after="240" w:before="240" w:lineRule="auto"/>
+                  <w:rPr/>
+                </w:pPr>
+                <w:r>
+                  <w:rPr>
+                    <w:rtl w:val="0"/>
+                  </w:rPr>
+                </w:r>
+              </w:p>
+              <w:p>
+                <w:pPr>
+                  <w:spacing w:after="240" w:before="240" w:lineRule="auto"/>
+                  <w:rPr/>
+                </w:pPr>
+                <w:r>
+                  <w:rPr>
+                    <w:rtl w:val="0"/>
+                  </w:rPr>
+                  <w:t xml:space="preserve"># Example image and questions</w:t>
+                </w:r>
+              </w:p>
+              <w:p>
+                <w:pPr>
+                  <w:spacing w:after="240" w:before="240" w:lineRule="auto"/>
+                  <w:rPr/>
+                </w:pPr>
+                <w:r>
+                  <w:rPr>
+                    <w:rtl w:val="0"/>
+                  </w:rPr>
+                  <w:t xml:space="preserve">image = preprocess(Image.open("example_photo.jpg")).unsqueeze(0)  # Pretend image input</w:t>
+                </w:r>
+              </w:p>
+              <w:p>
+                <w:pPr>
+                  <w:spacing w:after="240" w:before="240" w:lineRule="auto"/>
+                  <w:rPr/>
+                </w:pPr>
+                <w:r>
+                  <w:rPr>
+                    <w:rtl w:val="0"/>
+                  </w:rPr>
+                  <w:t xml:space="preserve">questions = ["What's the weather like here?", "Count the cars in traffic."]</w:t>
+                </w:r>
+              </w:p>
+              <w:p>
+                <w:pPr>
+                  <w:spacing w:after="240" w:before="240" w:lineRule="auto"/>
+                  <w:rPr/>
+                </w:pPr>
+                <w:r>
+                  <w:rPr>
+                    <w:rtl w:val="0"/>
+                  </w:rPr>
+                </w:r>
+              </w:p>
+              <w:p>
+                <w:pPr>
+                  <w:spacing w:after="240" w:before="240" w:lineRule="auto"/>
+                  <w:rPr/>
+                </w:pPr>
+                <w:r>
+                  <w:rPr>
+                    <w:rtl w:val="0"/>
+                  </w:rPr>
+                  <w:t xml:space="preserve"># Tokenize questions</w:t>
+                </w:r>
+              </w:p>
+              <w:p>
+                <w:pPr>
+                  <w:spacing w:after="240" w:before="240" w:lineRule="auto"/>
+                  <w:rPr/>
+                </w:pPr>
+                <w:r>
+                  <w:rPr>
+                    <w:rtl w:val="0"/>
+                  </w:rPr>
+                  <w:t xml:space="preserve">text_tokens = clip.tokenize(questions)</w:t>
+                </w:r>
+              </w:p>
+              <w:p>
+                <w:pPr>
+                  <w:spacing w:after="240" w:before="240" w:lineRule="auto"/>
+                  <w:rPr/>
+                </w:pPr>
+                <w:r>
+                  <w:rPr>
+                    <w:rtl w:val="0"/>
+                  </w:rPr>
+                </w:r>
+              </w:p>
+              <w:p>
+                <w:pPr>
+                  <w:spacing w:after="240" w:before="240" w:lineRule="auto"/>
+                  <w:rPr/>
+                </w:pPr>
+                <w:r>
+                  <w:rPr>
+                    <w:rtl w:val="0"/>
+                  </w:rPr>
+                  <w:t xml:space="preserve"># Get embeddings</w:t>
+                </w:r>
+              </w:p>
+              <w:p>
+                <w:pPr>
+                  <w:spacing w:after="240" w:before="240" w:lineRule="auto"/>
+                  <w:rPr/>
+                </w:pPr>
+                <w:r>
+                  <w:rPr>
+                    <w:rtl w:val="0"/>
+                  </w:rPr>
+                  <w:t xml:space="preserve">with torch.no_grad():</w:t>
+                </w:r>
+              </w:p>
+              <w:p>
+                <w:pPr>
+                  <w:spacing w:after="240" w:before="240" w:lineRule="auto"/>
+                  <w:rPr/>
+                </w:pPr>
+                <w:r>
+                  <w:rPr>
+                    <w:rtl w:val="0"/>
+                  </w:rPr>
+                  <w:t xml:space="preserve">    image_features = model.encode_image(image)</w:t>
+                </w:r>
+              </w:p>
+              <w:p>
+                <w:pPr>
+                  <w:spacing w:after="240" w:before="240" w:lineRule="auto"/>
+                  <w:rPr/>
+                </w:pPr>
+                <w:r>
+                  <w:rPr>
+                    <w:rtl w:val="0"/>
+                  </w:rPr>
+                  <w:t xml:space="preserve">    text_features = model.encode_text(text_tokens)</w:t>
+                </w:r>
+              </w:p>
+              <w:p>
+                <w:pPr>
+                  <w:spacing w:after="240" w:before="240" w:lineRule="auto"/>
+                  <w:rPr/>
+                </w:pPr>
+                <w:r>
+                  <w:rPr>
+                    <w:rtl w:val="0"/>
+                  </w:rPr>
+                </w:r>
+              </w:p>
+              <w:p>
+                <w:pPr>
+                  <w:spacing w:after="240" w:before="240" w:lineRule="auto"/>
+                  <w:rPr/>
+                </w:pPr>
+                <w:r>
+                  <w:rPr>
+                    <w:rtl w:val="0"/>
+                  </w:rPr>
+                  <w:t xml:space="preserve"># Compute similarities</w:t>
+                </w:r>
+              </w:p>
+              <w:p>
+                <w:pPr>
+                  <w:spacing w:after="240" w:before="240" w:lineRule="auto"/>
+                  <w:rPr/>
+                </w:pPr>
+                <w:r>
+                  <w:rPr>
+                    <w:rtl w:val="0"/>
+                  </w:rPr>
+                  <w:t xml:space="preserve">logits_per_image = image_features @ text_features.T</w:t>
+                </w:r>
+              </w:p>
+              <w:p>
+                <w:pPr>
+                  <w:spacing w:after="240" w:before="240" w:lineRule="auto"/>
+                  <w:rPr/>
+                </w:pPr>
+                <w:r>
+                  <w:rPr>
+                    <w:rtl w:val="0"/>
+                  </w:rPr>
+                  <w:t xml:space="preserve">probs = logits_per_image.softmax(dim=-1)</w:t>
+                </w:r>
+              </w:p>
+              <w:p>
+                <w:pPr>
+                  <w:spacing w:after="240" w:before="240" w:lineRule="auto"/>
+                  <w:rPr/>
+                </w:pPr>
+                <w:r>
+                  <w:rPr>
+                    <w:rtl w:val="0"/>
+                  </w:rPr>
+                </w:r>
+              </w:p>
+              <w:p>
+                <w:pPr>
+                  <w:spacing w:after="240" w:before="240" w:lineRule="auto"/>
+                  <w:rPr/>
+                </w:pPr>
+                <w:r>
+                  <w:rPr>
+                    <w:rtl w:val="0"/>
+                  </w:rPr>
+                  <w:t xml:space="preserve"># Output most likely answer (simplified)</w:t>
+                </w:r>
+              </w:p>
+              <w:p>
+                <w:pPr>
+                  <w:spacing w:after="240" w:before="240" w:lineRule="auto"/>
+                  <w:rPr/>
+                </w:pPr>
+                <w:r>
+                  <w:rPr>
+                    <w:rtl w:val="0"/>
+                  </w:rPr>
+                  <w:t xml:space="preserve">print("Most relevant question:", questions[probs.argmax()])</w:t>
+                </w:r>
+              </w:p>
+            </w:tc>
+          </w:tr>
+        </w:tbl>
+      </w:sdtContent>
+    </w:sdt>
     <w:p>
       <w:pPr>
         <w:spacing w:after="240" w:before="240" w:lineRule="auto"/>
@@ -1850,7 +1913,7 @@
       <w:pPr>
         <w:numPr>
           <w:ilvl w:val="0"/>
-          <w:numId w:val="4"/>
+          <w:numId w:val="7"/>
         </w:numPr>
         <w:spacing w:after="0" w:before="240" w:lineRule="auto"/>
         <w:ind w:left="720" w:hanging="360"/>
@@ -1875,7 +1938,7 @@
       <w:pPr>
         <w:numPr>
           <w:ilvl w:val="0"/>
-          <w:numId w:val="4"/>
+          <w:numId w:val="7"/>
         </w:numPr>
         <w:spacing w:after="0" w:before="0" w:lineRule="auto"/>
         <w:ind w:left="720" w:hanging="360"/>
@@ -1900,7 +1963,7 @@
       <w:pPr>
         <w:numPr>
           <w:ilvl w:val="0"/>
-          <w:numId w:val="4"/>
+          <w:numId w:val="7"/>
         </w:numPr>
         <w:spacing w:after="240" w:before="0" w:lineRule="auto"/>
         <w:ind w:left="720" w:hanging="360"/>
@@ -1970,186 +2033,238 @@
         <w:rPr>
           <w:rtl w:val="0"/>
         </w:rPr>
-        <w:t xml:space="preserve">import numpy as np</w:t>
-      </w:r>
-    </w:p>
-    <w:p>
-      <w:pPr>
-        <w:spacing w:after="240" w:before="240" w:lineRule="auto"/>
-        <w:rPr/>
-      </w:pPr>
-      <w:r>
-        <w:rPr>
-          <w:rtl w:val="0"/>
-        </w:rPr>
-      </w:r>
-    </w:p>
-    <w:p>
-      <w:pPr>
-        <w:spacing w:after="240" w:before="240" w:lineRule="auto"/>
-        <w:rPr/>
-      </w:pPr>
-      <w:r>
-        <w:rPr>
-          <w:rtl w:val="0"/>
-        </w:rPr>
-        <w:t xml:space="preserve"># Simulated embeddings (text and image as vectors)</w:t>
-      </w:r>
-    </w:p>
-    <w:p>
-      <w:pPr>
-        <w:spacing w:after="240" w:before="240" w:lineRule="auto"/>
-        <w:rPr/>
-      </w:pPr>
-      <w:r>
-        <w:rPr>
-          <w:rtl w:val="0"/>
-        </w:rPr>
-        <w:t xml:space="preserve">text_embedding = np.array([0.1, 0.2, 0.3])  # For "Cozy cabin in the woods"</w:t>
-      </w:r>
-    </w:p>
-    <w:p>
-      <w:pPr>
-        <w:spacing w:after="240" w:before="240" w:lineRule="auto"/>
-        <w:rPr/>
-      </w:pPr>
-      <w:r>
-        <w:rPr>
-          <w:rtl w:val="0"/>
-        </w:rPr>
-        <w:t xml:space="preserve">image_embeddings = {</w:t>
-      </w:r>
-    </w:p>
-    <w:p>
-      <w:pPr>
-        <w:spacing w:after="240" w:before="240" w:lineRule="auto"/>
-        <w:rPr/>
-      </w:pPr>
-      <w:r>
-        <w:rPr>
-          <w:rtl w:val="0"/>
-        </w:rPr>
-        <w:t xml:space="preserve">    "image1": np.array([0.1, 0.25, 0.35]),</w:t>
-      </w:r>
-    </w:p>
-    <w:p>
-      <w:pPr>
-        <w:spacing w:after="240" w:before="240" w:lineRule="auto"/>
-        <w:rPr/>
-      </w:pPr>
-      <w:r>
-        <w:rPr>
-          <w:rtl w:val="0"/>
-        </w:rPr>
-        <w:t xml:space="preserve">    "image2": np.array([0.5, 0.6, 0.7])</w:t>
-      </w:r>
-    </w:p>
-    <w:p>
-      <w:pPr>
-        <w:spacing w:after="240" w:before="240" w:lineRule="auto"/>
-        <w:rPr/>
-      </w:pPr>
-      <w:r>
-        <w:rPr>
-          <w:rtl w:val="0"/>
-        </w:rPr>
-        <w:t xml:space="preserve">}</w:t>
-      </w:r>
-    </w:p>
-    <w:p>
-      <w:pPr>
-        <w:spacing w:after="240" w:before="240" w:lineRule="auto"/>
-        <w:rPr/>
-      </w:pPr>
-      <w:r>
-        <w:rPr>
-          <w:rtl w:val="0"/>
-        </w:rPr>
-      </w:r>
-    </w:p>
-    <w:p>
-      <w:pPr>
-        <w:spacing w:after="240" w:before="240" w:lineRule="auto"/>
-        <w:rPr/>
-      </w:pPr>
-      <w:r>
-        <w:rPr>
-          <w:rtl w:val="0"/>
-        </w:rPr>
-        <w:t xml:space="preserve"># Compute cosine similarity</w:t>
-      </w:r>
-    </w:p>
-    <w:p>
-      <w:pPr>
-        <w:spacing w:after="240" w:before="240" w:lineRule="auto"/>
-        <w:rPr/>
-      </w:pPr>
-      <w:r>
-        <w:rPr>
-          <w:rtl w:val="0"/>
-        </w:rPr>
-        <w:t xml:space="preserve">def cosine_sim(a, b):</w:t>
-      </w:r>
-    </w:p>
-    <w:p>
-      <w:pPr>
-        <w:spacing w:after="240" w:before="240" w:lineRule="auto"/>
-        <w:rPr/>
-      </w:pPr>
-      <w:r>
-        <w:rPr>
-          <w:rtl w:val="0"/>
-        </w:rPr>
-        <w:t xml:space="preserve">    return np.dot(a, b) / (np.linalg.norm(a) * np.linalg.norm(b))</w:t>
-      </w:r>
-    </w:p>
-    <w:p>
-      <w:pPr>
-        <w:spacing w:after="240" w:before="240" w:lineRule="auto"/>
-        <w:rPr/>
-      </w:pPr>
-      <w:r>
-        <w:rPr>
-          <w:rtl w:val="0"/>
-        </w:rPr>
-      </w:r>
-    </w:p>
-    <w:p>
-      <w:pPr>
-        <w:spacing w:after="240" w:before="240" w:lineRule="auto"/>
-        <w:rPr/>
-      </w:pPr>
-      <w:r>
-        <w:rPr>
-          <w:rtl w:val="0"/>
-        </w:rPr>
-        <w:t xml:space="preserve"># Find best match</w:t>
-      </w:r>
-    </w:p>
-    <w:p>
-      <w:pPr>
-        <w:spacing w:after="240" w:before="240" w:lineRule="auto"/>
-        <w:rPr/>
-      </w:pPr>
-      <w:r>
-        <w:rPr>
-          <w:rtl w:val="0"/>
-        </w:rPr>
-        <w:t xml:space="preserve">best_match = max(image_embeddings, key=lambda k: cosine_sim(text_embedding, image_embeddings[k]))</w:t>
-      </w:r>
-    </w:p>
-    <w:p>
-      <w:pPr>
-        <w:spacing w:after="240" w:before="240" w:lineRule="auto"/>
-        <w:rPr/>
-      </w:pPr>
-      <w:r>
-        <w:rPr>
-          <w:rtl w:val="0"/>
-        </w:rPr>
-        <w:t xml:space="preserve">print("Best matching image:", best_match)</w:t>
-      </w:r>
-    </w:p>
+      </w:r>
+    </w:p>
+    <w:sdt>
+      <w:sdtPr>
+        <w:lock w:val="contentLocked"/>
+        <w:id w:val="1479073019"/>
+        <w:tag w:val="goog_rdk_1"/>
+      </w:sdtPr>
+      <w:sdtContent>
+        <w:tbl>
+          <w:tblPr>
+            <w:tblStyle w:val="Table2"/>
+            <w:tblW w:w="9360.0" w:type="dxa"/>
+            <w:jc w:val="left"/>
+            <w:tblBorders>
+              <w:top w:color="000000" w:space="0" w:sz="8" w:val="single"/>
+              <w:left w:color="000000" w:space="0" w:sz="8" w:val="single"/>
+              <w:bottom w:color="000000" w:space="0" w:sz="8" w:val="single"/>
+              <w:right w:color="000000" w:space="0" w:sz="8" w:val="single"/>
+              <w:insideH w:color="000000" w:space="0" w:sz="8" w:val="single"/>
+              <w:insideV w:color="000000" w:space="0" w:sz="8" w:val="single"/>
+            </w:tblBorders>
+            <w:tblLayout w:type="fixed"/>
+            <w:tblLook w:val="0600"/>
+          </w:tblPr>
+          <w:tblGrid>
+            <w:gridCol w:w="9360"/>
+            <w:tblGridChange w:id="0">
+              <w:tblGrid>
+                <w:gridCol w:w="9360"/>
+              </w:tblGrid>
+            </w:tblGridChange>
+          </w:tblGrid>
+          <w:tr>
+            <w:trPr>
+              <w:cantSplit w:val="0"/>
+              <w:tblHeader w:val="0"/>
+            </w:trPr>
+            <w:tc>
+              <w:tcPr>
+                <w:shd w:fill="auto" w:val="clear"/>
+                <w:tcMar>
+                  <w:top w:w="100.0" w:type="dxa"/>
+                  <w:left w:w="100.0" w:type="dxa"/>
+                  <w:bottom w:w="100.0" w:type="dxa"/>
+                  <w:right w:w="100.0" w:type="dxa"/>
+                </w:tcMar>
+                <w:vAlign w:val="top"/>
+              </w:tcPr>
+              <w:p>
+                <w:pPr>
+                  <w:spacing w:after="240" w:before="240" w:lineRule="auto"/>
+                  <w:rPr/>
+                </w:pPr>
+                <w:r>
+                  <w:rPr>
+                    <w:rtl w:val="0"/>
+                  </w:rPr>
+                  <w:t xml:space="preserve">import numpy as np</w:t>
+                </w:r>
+              </w:p>
+              <w:p>
+                <w:pPr>
+                  <w:spacing w:after="240" w:before="240" w:lineRule="auto"/>
+                  <w:rPr/>
+                </w:pPr>
+                <w:r>
+                  <w:rPr>
+                    <w:rtl w:val="0"/>
+                  </w:rPr>
+                  <w:t xml:space="preserve"># Simulated embeddings (text and image as vectors)</w:t>
+                </w:r>
+              </w:p>
+              <w:p>
+                <w:pPr>
+                  <w:spacing w:after="240" w:before="240" w:lineRule="auto"/>
+                  <w:rPr/>
+                </w:pPr>
+                <w:r>
+                  <w:rPr>
+                    <w:rtl w:val="0"/>
+                  </w:rPr>
+                  <w:t xml:space="preserve">text_embedding = np.array([0.1, 0.2, 0.3])  # For "Cozy cabin in the woods"</w:t>
+                </w:r>
+              </w:p>
+              <w:p>
+                <w:pPr>
+                  <w:spacing w:after="240" w:before="240" w:lineRule="auto"/>
+                  <w:rPr/>
+                </w:pPr>
+                <w:r>
+                  <w:rPr>
+                    <w:rtl w:val="0"/>
+                  </w:rPr>
+                  <w:t xml:space="preserve">image_embeddings = {</w:t>
+                </w:r>
+              </w:p>
+              <w:p>
+                <w:pPr>
+                  <w:spacing w:after="240" w:before="240" w:lineRule="auto"/>
+                  <w:rPr/>
+                </w:pPr>
+                <w:r>
+                  <w:rPr>
+                    <w:rtl w:val="0"/>
+                  </w:rPr>
+                  <w:t xml:space="preserve">    "image1": np.array([0.1, 0.25, 0.35]),</w:t>
+                </w:r>
+              </w:p>
+              <w:p>
+                <w:pPr>
+                  <w:spacing w:after="240" w:before="240" w:lineRule="auto"/>
+                  <w:rPr/>
+                </w:pPr>
+                <w:r>
+                  <w:rPr>
+                    <w:rtl w:val="0"/>
+                  </w:rPr>
+                  <w:t xml:space="preserve">    "image2": np.array([0.5, 0.6, 0.7])</w:t>
+                </w:r>
+              </w:p>
+              <w:p>
+                <w:pPr>
+                  <w:spacing w:after="240" w:before="240" w:lineRule="auto"/>
+                  <w:rPr/>
+                </w:pPr>
+                <w:r>
+                  <w:rPr>
+                    <w:rtl w:val="0"/>
+                  </w:rPr>
+                  <w:t xml:space="preserve">}</w:t>
+                </w:r>
+              </w:p>
+              <w:p>
+                <w:pPr>
+                  <w:spacing w:after="240" w:before="240" w:lineRule="auto"/>
+                  <w:rPr/>
+                </w:pPr>
+                <w:r>
+                  <w:rPr>
+                    <w:rtl w:val="0"/>
+                  </w:rPr>
+                </w:r>
+              </w:p>
+              <w:p>
+                <w:pPr>
+                  <w:spacing w:after="240" w:before="240" w:lineRule="auto"/>
+                  <w:rPr/>
+                </w:pPr>
+                <w:r>
+                  <w:rPr>
+                    <w:rtl w:val="0"/>
+                  </w:rPr>
+                  <w:t xml:space="preserve"># Compute cosine similarity</w:t>
+                </w:r>
+              </w:p>
+              <w:p>
+                <w:pPr>
+                  <w:spacing w:after="240" w:before="240" w:lineRule="auto"/>
+                  <w:rPr/>
+                </w:pPr>
+                <w:r>
+                  <w:rPr>
+                    <w:rtl w:val="0"/>
+                  </w:rPr>
+                  <w:t xml:space="preserve">def cosine_sim(a, b):</w:t>
+                </w:r>
+              </w:p>
+              <w:p>
+                <w:pPr>
+                  <w:spacing w:after="240" w:before="240" w:lineRule="auto"/>
+                  <w:rPr/>
+                </w:pPr>
+                <w:r>
+                  <w:rPr>
+                    <w:rtl w:val="0"/>
+                  </w:rPr>
+                  <w:t xml:space="preserve">    return np.dot(a, b) / (np.linalg.norm(a) * np.linalg.norm(b))</w:t>
+                </w:r>
+              </w:p>
+              <w:p>
+                <w:pPr>
+                  <w:spacing w:after="240" w:before="240" w:lineRule="auto"/>
+                  <w:rPr/>
+                </w:pPr>
+                <w:r>
+                  <w:rPr>
+                    <w:rtl w:val="0"/>
+                  </w:rPr>
+                </w:r>
+              </w:p>
+              <w:p>
+                <w:pPr>
+                  <w:spacing w:after="240" w:before="240" w:lineRule="auto"/>
+                  <w:rPr/>
+                </w:pPr>
+                <w:r>
+                  <w:rPr>
+                    <w:rtl w:val="0"/>
+                  </w:rPr>
+                  <w:t xml:space="preserve"># Find best match</w:t>
+                </w:r>
+              </w:p>
+              <w:p>
+                <w:pPr>
+                  <w:spacing w:after="240" w:before="240" w:lineRule="auto"/>
+                  <w:rPr/>
+                </w:pPr>
+                <w:r>
+                  <w:rPr>
+                    <w:rtl w:val="0"/>
+                  </w:rPr>
+                  <w:t xml:space="preserve">best_match = max(image_embeddings, key=lambda k: cosine_sim(text_embedding, image_embeddings[k]))</w:t>
+                </w:r>
+              </w:p>
+              <w:p>
+                <w:pPr>
+                  <w:spacing w:after="240" w:before="240" w:lineRule="auto"/>
+                  <w:rPr/>
+                </w:pPr>
+                <w:r>
+                  <w:rPr>
+                    <w:rtl w:val="0"/>
+                  </w:rPr>
+                  <w:t xml:space="preserve">print("Best matching image:", best_match)</w:t>
+                </w:r>
+              </w:p>
+            </w:tc>
+          </w:tr>
+        </w:tbl>
+      </w:sdtContent>
+    </w:sdt>
     <w:p>
       <w:pPr>
         <w:spacing w:after="240" w:before="240" w:lineRule="auto"/>
@@ -2195,7 +2310,7 @@
       <w:pPr>
         <w:numPr>
           <w:ilvl w:val="0"/>
-          <w:numId w:val="2"/>
+          <w:numId w:val="5"/>
         </w:numPr>
         <w:spacing w:after="0" w:before="240" w:lineRule="auto"/>
         <w:ind w:left="720" w:hanging="360"/>
@@ -2220,7 +2335,7 @@
       <w:pPr>
         <w:numPr>
           <w:ilvl w:val="0"/>
-          <w:numId w:val="2"/>
+          <w:numId w:val="5"/>
         </w:numPr>
         <w:spacing w:after="0" w:before="0" w:lineRule="auto"/>
         <w:ind w:left="720" w:hanging="360"/>
@@ -2245,7 +2360,7 @@
       <w:pPr>
         <w:numPr>
           <w:ilvl w:val="0"/>
-          <w:numId w:val="2"/>
+          <w:numId w:val="5"/>
         </w:numPr>
         <w:spacing w:after="240" w:before="0" w:lineRule="auto"/>
         <w:ind w:left="720" w:hanging="360"/>
@@ -2315,128 +2430,191 @@
         <w:rPr>
           <w:rtl w:val="0"/>
         </w:rPr>
-        <w:t xml:space="preserve">import torch</w:t>
-      </w:r>
-    </w:p>
-    <w:p>
-      <w:pPr>
-        <w:spacing w:after="240" w:before="240" w:lineRule="auto"/>
-        <w:rPr/>
-      </w:pPr>
-      <w:r>
-        <w:rPr>
-          <w:rtl w:val="0"/>
-        </w:rPr>
-        <w:t xml:space="preserve">from diffusers import StableDiffusionPipeline  # Assuming available</w:t>
-      </w:r>
-    </w:p>
-    <w:p>
-      <w:pPr>
-        <w:spacing w:after="240" w:before="240" w:lineRule="auto"/>
-        <w:rPr/>
-      </w:pPr>
-      <w:r>
-        <w:rPr>
-          <w:rtl w:val="0"/>
-        </w:rPr>
-        <w:t xml:space="preserve"># Load model</w:t>
-      </w:r>
-    </w:p>
-    <w:p>
-      <w:pPr>
-        <w:spacing w:after="240" w:before="240" w:lineRule="auto"/>
-        <w:rPr/>
-      </w:pPr>
-      <w:r>
-        <w:rPr>
-          <w:rtl w:val="0"/>
-        </w:rPr>
-        <w:t xml:space="preserve">pipe = StableDiffusionPipeline.from_pretrained("CompVis/stable-diffusion-v1-4")</w:t>
-      </w:r>
-    </w:p>
-    <w:p>
-      <w:pPr>
-        <w:spacing w:after="240" w:before="240" w:lineRule="auto"/>
-        <w:rPr/>
-      </w:pPr>
-      <w:r>
-        <w:rPr>
-          <w:rtl w:val="0"/>
-        </w:rPr>
-        <w:t xml:space="preserve">pipe = pipe.to("cpu")  # Or GPU if available</w:t>
-      </w:r>
-    </w:p>
-    <w:p>
-      <w:pPr>
-        <w:spacing w:after="240" w:before="240" w:lineRule="auto"/>
-        <w:rPr/>
-      </w:pPr>
-      <w:r>
-        <w:rPr>
-          <w:rtl w:val="0"/>
-        </w:rPr>
-      </w:r>
-    </w:p>
-    <w:p>
-      <w:pPr>
-        <w:spacing w:after="240" w:before="240" w:lineRule="auto"/>
-        <w:rPr/>
-      </w:pPr>
-      <w:r>
-        <w:rPr>
-          <w:rtl w:val="0"/>
-        </w:rPr>
-        <w:t xml:space="preserve"># Generate image</w:t>
-      </w:r>
-    </w:p>
-    <w:p>
-      <w:pPr>
-        <w:spacing w:after="240" w:before="240" w:lineRule="auto"/>
-        <w:rPr/>
-      </w:pPr>
-      <w:r>
-        <w:rPr>
-          <w:rtl w:val="0"/>
-        </w:rPr>
-        <w:t xml:space="preserve">prompt = "Futuristic city skyline at dusk"</w:t>
-      </w:r>
-    </w:p>
-    <w:p>
-      <w:pPr>
-        <w:spacing w:after="240" w:before="240" w:lineRule="auto"/>
-        <w:rPr/>
-      </w:pPr>
-      <w:r>
-        <w:rPr>
-          <w:rtl w:val="0"/>
-        </w:rPr>
-        <w:t xml:space="preserve">image = pipe(prompt).images[0]</w:t>
-      </w:r>
-    </w:p>
-    <w:p>
-      <w:pPr>
-        <w:spacing w:after="240" w:before="240" w:lineRule="auto"/>
-        <w:rPr/>
-      </w:pPr>
-      <w:r>
-        <w:rPr>
-          <w:rtl w:val="0"/>
-        </w:rPr>
-        <w:t xml:space="preserve">image.save("generated_image.png")</w:t>
-      </w:r>
-    </w:p>
-    <w:p>
-      <w:pPr>
-        <w:spacing w:after="240" w:before="240" w:lineRule="auto"/>
-        <w:rPr/>
-      </w:pPr>
-      <w:r>
-        <w:rPr>
-          <w:rtl w:val="0"/>
-        </w:rPr>
-        <w:t xml:space="preserve">print("Image generated and saved.")</w:t>
-      </w:r>
-    </w:p>
+      </w:r>
+    </w:p>
+    <w:sdt>
+      <w:sdtPr>
+        <w:lock w:val="contentLocked"/>
+        <w:id w:val="1025762418"/>
+        <w:tag w:val="goog_rdk_2"/>
+      </w:sdtPr>
+      <w:sdtContent>
+        <w:tbl>
+          <w:tblPr>
+            <w:tblStyle w:val="Table3"/>
+            <w:tblW w:w="9360.0" w:type="dxa"/>
+            <w:jc w:val="left"/>
+            <w:tblBorders>
+              <w:top w:color="000000" w:space="0" w:sz="8" w:val="single"/>
+              <w:left w:color="000000" w:space="0" w:sz="8" w:val="single"/>
+              <w:bottom w:color="000000" w:space="0" w:sz="8" w:val="single"/>
+              <w:right w:color="000000" w:space="0" w:sz="8" w:val="single"/>
+              <w:insideH w:color="000000" w:space="0" w:sz="8" w:val="single"/>
+              <w:insideV w:color="000000" w:space="0" w:sz="8" w:val="single"/>
+            </w:tblBorders>
+            <w:tblLayout w:type="fixed"/>
+            <w:tblLook w:val="0600"/>
+          </w:tblPr>
+          <w:tblGrid>
+            <w:gridCol w:w="9360"/>
+            <w:tblGridChange w:id="0">
+              <w:tblGrid>
+                <w:gridCol w:w="9360"/>
+              </w:tblGrid>
+            </w:tblGridChange>
+          </w:tblGrid>
+          <w:tr>
+            <w:trPr>
+              <w:cantSplit w:val="0"/>
+              <w:tblHeader w:val="0"/>
+            </w:trPr>
+            <w:tc>
+              <w:tcPr>
+                <w:shd w:fill="auto" w:val="clear"/>
+                <w:tcMar>
+                  <w:top w:w="100.0" w:type="dxa"/>
+                  <w:left w:w="100.0" w:type="dxa"/>
+                  <w:bottom w:w="100.0" w:type="dxa"/>
+                  <w:right w:w="100.0" w:type="dxa"/>
+                </w:tcMar>
+                <w:vAlign w:val="top"/>
+              </w:tcPr>
+              <w:p>
+                <w:pPr>
+                  <w:spacing w:after="240" w:before="240" w:lineRule="auto"/>
+                  <w:rPr/>
+                </w:pPr>
+                <w:r>
+                  <w:rPr>
+                    <w:rtl w:val="0"/>
+                  </w:rPr>
+                  <w:t xml:space="preserve">import torch</w:t>
+                </w:r>
+              </w:p>
+              <w:p>
+                <w:pPr>
+                  <w:spacing w:after="240" w:before="240" w:lineRule="auto"/>
+                  <w:rPr/>
+                </w:pPr>
+                <w:r>
+                  <w:rPr>
+                    <w:rtl w:val="0"/>
+                  </w:rPr>
+                  <w:t xml:space="preserve">from diffusers import StableDiffusionPipeline  # Assuming available</w:t>
+                </w:r>
+              </w:p>
+              <w:p>
+                <w:pPr>
+                  <w:spacing w:after="240" w:before="240" w:lineRule="auto"/>
+                  <w:rPr/>
+                </w:pPr>
+                <w:r>
+                  <w:rPr>
+                    <w:rtl w:val="0"/>
+                  </w:rPr>
+                  <w:t xml:space="preserve"># Load model</w:t>
+                </w:r>
+              </w:p>
+              <w:p>
+                <w:pPr>
+                  <w:spacing w:after="240" w:before="240" w:lineRule="auto"/>
+                  <w:rPr/>
+                </w:pPr>
+                <w:r>
+                  <w:rPr>
+                    <w:rtl w:val="0"/>
+                  </w:rPr>
+                  <w:t xml:space="preserve">pipe = StableDiffusionPipeline.from_pretrained("CompVis/stable-diffusion-v1-4")</w:t>
+                </w:r>
+              </w:p>
+              <w:p>
+                <w:pPr>
+                  <w:spacing w:after="240" w:before="240" w:lineRule="auto"/>
+                  <w:rPr/>
+                </w:pPr>
+                <w:r>
+                  <w:rPr>
+                    <w:rtl w:val="0"/>
+                  </w:rPr>
+                  <w:t xml:space="preserve">pipe = pipe.to("cpu")  # Or GPU if available</w:t>
+                </w:r>
+              </w:p>
+              <w:p>
+                <w:pPr>
+                  <w:spacing w:after="240" w:before="240" w:lineRule="auto"/>
+                  <w:rPr/>
+                </w:pPr>
+                <w:r>
+                  <w:rPr>
+                    <w:rtl w:val="0"/>
+                  </w:rPr>
+                </w:r>
+              </w:p>
+              <w:p>
+                <w:pPr>
+                  <w:spacing w:after="240" w:before="240" w:lineRule="auto"/>
+                  <w:rPr/>
+                </w:pPr>
+                <w:r>
+                  <w:rPr>
+                    <w:rtl w:val="0"/>
+                  </w:rPr>
+                  <w:t xml:space="preserve"># Generate image</w:t>
+                </w:r>
+              </w:p>
+              <w:p>
+                <w:pPr>
+                  <w:spacing w:after="240" w:before="240" w:lineRule="auto"/>
+                  <w:rPr/>
+                </w:pPr>
+                <w:r>
+                  <w:rPr>
+                    <w:rtl w:val="0"/>
+                  </w:rPr>
+                  <w:t xml:space="preserve">prompt = "Futuristic city skyline at dusk"</w:t>
+                </w:r>
+              </w:p>
+              <w:p>
+                <w:pPr>
+                  <w:spacing w:after="240" w:before="240" w:lineRule="auto"/>
+                  <w:rPr/>
+                </w:pPr>
+                <w:r>
+                  <w:rPr>
+                    <w:rtl w:val="0"/>
+                  </w:rPr>
+                  <w:t xml:space="preserve">image = pipe(prompt).images[0]</w:t>
+                </w:r>
+              </w:p>
+              <w:p>
+                <w:pPr>
+                  <w:spacing w:after="240" w:before="240" w:lineRule="auto"/>
+                  <w:rPr/>
+                </w:pPr>
+                <w:r>
+                  <w:rPr>
+                    <w:rtl w:val="0"/>
+                  </w:rPr>
+                  <w:t xml:space="preserve">image.save("generated_image.png")</w:t>
+                </w:r>
+              </w:p>
+              <w:p>
+                <w:pPr>
+                  <w:spacing w:after="240" w:before="240" w:lineRule="auto"/>
+                  <w:rPr/>
+                </w:pPr>
+                <w:r>
+                  <w:rPr>
+                    <w:rtl w:val="0"/>
+                  </w:rPr>
+                  <w:t xml:space="preserve">print("Image generated and saved.")</w:t>
+                </w:r>
+              </w:p>
+            </w:tc>
+          </w:tr>
+        </w:tbl>
+      </w:sdtContent>
+    </w:sdt>
     <w:p>
       <w:pPr>
         <w:spacing w:after="240" w:before="240" w:lineRule="auto"/>
@@ -2488,7 +2666,7 @@
         <w:rPr>
           <w:rtl w:val="0"/>
         </w:rPr>
-        <w:t xml:space="preserve"> – like a virtual assistant with brains.</w:t>
+        <w:t xml:space="preserve">, like a virtual assistant with brains.</w:t>
       </w:r>
     </w:p>
     <w:p>
@@ -2496,7 +2674,7 @@
         <w:pStyle w:val="Heading4"/>
         <w:numPr>
           <w:ilvl w:val="0"/>
-          <w:numId w:val="9"/>
+          <w:numId w:val="12"/>
         </w:numPr>
         <w:spacing w:after="0" w:before="240" w:lineRule="auto"/>
         <w:ind w:left="720" w:hanging="360"/>
@@ -2532,7 +2710,7 @@
       <w:pPr>
         <w:numPr>
           <w:ilvl w:val="0"/>
-          <w:numId w:val="9"/>
+          <w:numId w:val="12"/>
         </w:numPr>
         <w:spacing w:after="0" w:before="0" w:lineRule="auto"/>
         <w:ind w:left="720" w:hanging="360"/>
@@ -2557,7 +2735,7 @@
       <w:pPr>
         <w:numPr>
           <w:ilvl w:val="0"/>
-          <w:numId w:val="9"/>
+          <w:numId w:val="12"/>
         </w:numPr>
         <w:spacing w:after="240" w:before="0" w:lineRule="auto"/>
         <w:ind w:left="720" w:hanging="360"/>
@@ -2627,127 +2805,190 @@
         <w:rPr>
           <w:rtl w:val="0"/>
         </w:rPr>
-        <w:t xml:space="preserve"># Simulated scores</w:t>
-      </w:r>
-    </w:p>
-    <w:p>
-      <w:pPr>
-        <w:spacing w:after="240" w:before="240" w:lineRule="auto"/>
-        <w:rPr/>
-      </w:pPr>
-      <w:r>
-        <w:rPr>
-          <w:rtl w:val="0"/>
-        </w:rPr>
-        <w:t xml:space="preserve">image_alert_score = 0.8  # From image analysis</w:t>
-      </w:r>
-    </w:p>
-    <w:p>
-      <w:pPr>
-        <w:spacing w:after="240" w:before="240" w:lineRule="auto"/>
-        <w:rPr/>
-      </w:pPr>
-      <w:r>
-        <w:rPr>
-          <w:rtl w:val="0"/>
-        </w:rPr>
-        <w:t xml:space="preserve">text_alert = "High temperature detected"</w:t>
-      </w:r>
-    </w:p>
-    <w:p>
-      <w:pPr>
-        <w:spacing w:after="240" w:before="240" w:lineRule="auto"/>
-        <w:rPr/>
-      </w:pPr>
-      <w:r>
-        <w:rPr>
-          <w:rtl w:val="0"/>
-        </w:rPr>
-      </w:r>
-    </w:p>
-    <w:p>
-      <w:pPr>
-        <w:spacing w:after="240" w:before="240" w:lineRule="auto"/>
-        <w:rPr/>
-      </w:pPr>
-      <w:r>
-        <w:rPr>
-          <w:rtl w:val="0"/>
-        </w:rPr>
-        <w:t xml:space="preserve"># Decision logic</w:t>
-      </w:r>
-    </w:p>
-    <w:p>
-      <w:pPr>
-        <w:spacing w:after="240" w:before="240" w:lineRule="auto"/>
-        <w:rPr/>
-      </w:pPr>
-      <w:r>
-        <w:rPr>
-          <w:rtl w:val="0"/>
-        </w:rPr>
-        <w:t xml:space="preserve">if image_alert_score &gt; 0.7 and "High" in text_alert:</w:t>
-      </w:r>
-    </w:p>
-    <w:p>
-      <w:pPr>
-        <w:spacing w:after="240" w:before="240" w:lineRule="auto"/>
-        <w:rPr/>
-      </w:pPr>
-      <w:r>
-        <w:rPr>
-          <w:rtl w:val="0"/>
-        </w:rPr>
-        <w:t xml:space="preserve">    decision = "Alert: Shut down machine now!"</w:t>
-      </w:r>
-    </w:p>
-    <w:p>
-      <w:pPr>
-        <w:spacing w:after="240" w:before="240" w:lineRule="auto"/>
-        <w:rPr/>
-      </w:pPr>
-      <w:r>
-        <w:rPr>
-          <w:rtl w:val="0"/>
-        </w:rPr>
-        <w:t xml:space="preserve">else:</w:t>
-      </w:r>
-    </w:p>
-    <w:p>
-      <w:pPr>
-        <w:spacing w:after="240" w:before="240" w:lineRule="auto"/>
-        <w:rPr/>
-      </w:pPr>
-      <w:r>
-        <w:rPr>
-          <w:rtl w:val="0"/>
-        </w:rPr>
-        <w:t xml:space="preserve">    decision = "All clear."</w:t>
-      </w:r>
-    </w:p>
-    <w:p>
-      <w:pPr>
-        <w:spacing w:after="240" w:before="240" w:lineRule="auto"/>
-        <w:rPr/>
-      </w:pPr>
-      <w:r>
-        <w:rPr>
-          <w:rtl w:val="0"/>
-        </w:rPr>
-      </w:r>
-    </w:p>
-    <w:p>
-      <w:pPr>
-        <w:spacing w:after="240" w:before="240" w:lineRule="auto"/>
-        <w:rPr/>
-      </w:pPr>
-      <w:r>
-        <w:rPr>
-          <w:rtl w:val="0"/>
-        </w:rPr>
-        <w:t xml:space="preserve">print(decision)</w:t>
-      </w:r>
-    </w:p>
+      </w:r>
+    </w:p>
+    <w:sdt>
+      <w:sdtPr>
+        <w:lock w:val="contentLocked"/>
+        <w:id w:val="-250172460"/>
+        <w:tag w:val="goog_rdk_3"/>
+      </w:sdtPr>
+      <w:sdtContent>
+        <w:tbl>
+          <w:tblPr>
+            <w:tblStyle w:val="Table4"/>
+            <w:tblW w:w="9360.0" w:type="dxa"/>
+            <w:jc w:val="left"/>
+            <w:tblBorders>
+              <w:top w:color="000000" w:space="0" w:sz="8" w:val="single"/>
+              <w:left w:color="000000" w:space="0" w:sz="8" w:val="single"/>
+              <w:bottom w:color="000000" w:space="0" w:sz="8" w:val="single"/>
+              <w:right w:color="000000" w:space="0" w:sz="8" w:val="single"/>
+              <w:insideH w:color="000000" w:space="0" w:sz="8" w:val="single"/>
+              <w:insideV w:color="000000" w:space="0" w:sz="8" w:val="single"/>
+            </w:tblBorders>
+            <w:tblLayout w:type="fixed"/>
+            <w:tblLook w:val="0600"/>
+          </w:tblPr>
+          <w:tblGrid>
+            <w:gridCol w:w="9360"/>
+            <w:tblGridChange w:id="0">
+              <w:tblGrid>
+                <w:gridCol w:w="9360"/>
+              </w:tblGrid>
+            </w:tblGridChange>
+          </w:tblGrid>
+          <w:tr>
+            <w:trPr>
+              <w:cantSplit w:val="0"/>
+              <w:tblHeader w:val="0"/>
+            </w:trPr>
+            <w:tc>
+              <w:tcPr>
+                <w:shd w:fill="auto" w:val="clear"/>
+                <w:tcMar>
+                  <w:top w:w="100.0" w:type="dxa"/>
+                  <w:left w:w="100.0" w:type="dxa"/>
+                  <w:bottom w:w="100.0" w:type="dxa"/>
+                  <w:right w:w="100.0" w:type="dxa"/>
+                </w:tcMar>
+                <w:vAlign w:val="top"/>
+              </w:tcPr>
+              <w:p>
+                <w:pPr>
+                  <w:spacing w:after="240" w:before="240" w:lineRule="auto"/>
+                  <w:rPr/>
+                </w:pPr>
+                <w:r>
+                  <w:rPr>
+                    <w:rtl w:val="0"/>
+                  </w:rPr>
+                  <w:t xml:space="preserve"># Simulated scores</w:t>
+                </w:r>
+              </w:p>
+              <w:p>
+                <w:pPr>
+                  <w:spacing w:after="240" w:before="240" w:lineRule="auto"/>
+                  <w:rPr/>
+                </w:pPr>
+                <w:r>
+                  <w:rPr>
+                    <w:rtl w:val="0"/>
+                  </w:rPr>
+                  <w:t xml:space="preserve">image_alert_score = 0.8  # From image analysis</w:t>
+                </w:r>
+              </w:p>
+              <w:p>
+                <w:pPr>
+                  <w:spacing w:after="240" w:before="240" w:lineRule="auto"/>
+                  <w:rPr/>
+                </w:pPr>
+                <w:r>
+                  <w:rPr>
+                    <w:rtl w:val="0"/>
+                  </w:rPr>
+                  <w:t xml:space="preserve">text_alert = "High temperature detected"</w:t>
+                </w:r>
+              </w:p>
+              <w:p>
+                <w:pPr>
+                  <w:spacing w:after="240" w:before="240" w:lineRule="auto"/>
+                  <w:rPr/>
+                </w:pPr>
+                <w:r>
+                  <w:rPr>
+                    <w:rtl w:val="0"/>
+                  </w:rPr>
+                </w:r>
+              </w:p>
+              <w:p>
+                <w:pPr>
+                  <w:spacing w:after="240" w:before="240" w:lineRule="auto"/>
+                  <w:rPr/>
+                </w:pPr>
+                <w:r>
+                  <w:rPr>
+                    <w:rtl w:val="0"/>
+                  </w:rPr>
+                  <w:t xml:space="preserve"># Decision logic</w:t>
+                </w:r>
+              </w:p>
+              <w:p>
+                <w:pPr>
+                  <w:spacing w:after="240" w:before="240" w:lineRule="auto"/>
+                  <w:rPr/>
+                </w:pPr>
+                <w:r>
+                  <w:rPr>
+                    <w:rtl w:val="0"/>
+                  </w:rPr>
+                  <w:t xml:space="preserve">if image_alert_score &gt; 0.7 and "High" in text_alert:</w:t>
+                </w:r>
+              </w:p>
+              <w:p>
+                <w:pPr>
+                  <w:spacing w:after="240" w:before="240" w:lineRule="auto"/>
+                  <w:rPr/>
+                </w:pPr>
+                <w:r>
+                  <w:rPr>
+                    <w:rtl w:val="0"/>
+                  </w:rPr>
+                  <w:t xml:space="preserve">    decision = "Alert: Shut down machine now!"</w:t>
+                </w:r>
+              </w:p>
+              <w:p>
+                <w:pPr>
+                  <w:spacing w:after="240" w:before="240" w:lineRule="auto"/>
+                  <w:rPr/>
+                </w:pPr>
+                <w:r>
+                  <w:rPr>
+                    <w:rtl w:val="0"/>
+                  </w:rPr>
+                  <w:t xml:space="preserve">else:</w:t>
+                </w:r>
+              </w:p>
+              <w:p>
+                <w:pPr>
+                  <w:spacing w:after="240" w:before="240" w:lineRule="auto"/>
+                  <w:rPr/>
+                </w:pPr>
+                <w:r>
+                  <w:rPr>
+                    <w:rtl w:val="0"/>
+                  </w:rPr>
+                  <w:t xml:space="preserve">    decision = "All clear."</w:t>
+                </w:r>
+              </w:p>
+              <w:p>
+                <w:pPr>
+                  <w:spacing w:after="240" w:before="240" w:lineRule="auto"/>
+                  <w:rPr/>
+                </w:pPr>
+                <w:r>
+                  <w:rPr>
+                    <w:rtl w:val="0"/>
+                  </w:rPr>
+                </w:r>
+              </w:p>
+              <w:p>
+                <w:pPr>
+                  <w:spacing w:after="240" w:before="240" w:lineRule="auto"/>
+                  <w:rPr/>
+                </w:pPr>
+                <w:r>
+                  <w:rPr>
+                    <w:rtl w:val="0"/>
+                  </w:rPr>
+                  <w:t xml:space="preserve">print(decision)</w:t>
+                </w:r>
+              </w:p>
+            </w:tc>
+          </w:tr>
+        </w:tbl>
+      </w:sdtContent>
+    </w:sdt>
     <w:p>
       <w:pPr>
         <w:spacing w:after="240" w:before="240" w:lineRule="auto"/>
@@ -2807,7 +3048,7 @@
       <w:pPr>
         <w:numPr>
           <w:ilvl w:val="0"/>
-          <w:numId w:val="5"/>
+          <w:numId w:val="8"/>
         </w:numPr>
         <w:spacing w:after="0" w:before="240" w:lineRule="auto"/>
         <w:ind w:left="720" w:hanging="360"/>
@@ -2832,7 +3073,7 @@
       <w:pPr>
         <w:numPr>
           <w:ilvl w:val="0"/>
-          <w:numId w:val="5"/>
+          <w:numId w:val="8"/>
         </w:numPr>
         <w:spacing w:after="0" w:before="0" w:lineRule="auto"/>
         <w:ind w:left="720" w:hanging="360"/>
@@ -2857,7 +3098,7 @@
       <w:pPr>
         <w:numPr>
           <w:ilvl w:val="0"/>
-          <w:numId w:val="5"/>
+          <w:numId w:val="8"/>
         </w:numPr>
         <w:spacing w:after="240" w:before="0" w:lineRule="auto"/>
         <w:ind w:left="720" w:hanging="360"/>
@@ -2927,174 +3168,237 @@
         <w:rPr>
           <w:rtl w:val="0"/>
         </w:rPr>
-        <w:t xml:space="preserve">import numpy as np</w:t>
-      </w:r>
-    </w:p>
-    <w:p>
-      <w:pPr>
-        <w:spacing w:after="240" w:before="240" w:lineRule="auto"/>
-        <w:rPr/>
-      </w:pPr>
-      <w:r>
-        <w:rPr>
-          <w:rtl w:val="0"/>
-        </w:rPr>
-      </w:r>
-    </w:p>
-    <w:p>
-      <w:pPr>
-        <w:spacing w:after="240" w:before="240" w:lineRule="auto"/>
-        <w:rPr/>
-      </w:pPr>
-      <w:r>
-        <w:rPr>
-          <w:rtl w:val="0"/>
-        </w:rPr>
-        <w:t xml:space="preserve"># Simulated modalities: image score, text review score, audio mood score</w:t>
-      </w:r>
-    </w:p>
-    <w:p>
-      <w:pPr>
-        <w:spacing w:after="240" w:before="240" w:lineRule="auto"/>
-        <w:rPr/>
-      </w:pPr>
-      <w:r>
-        <w:rPr>
-          <w:rtl w:val="0"/>
-        </w:rPr>
-        <w:t xml:space="preserve">item_scores = {</w:t>
-      </w:r>
-    </w:p>
-    <w:p>
-      <w:pPr>
-        <w:spacing w:after="240" w:before="240" w:lineRule="auto"/>
-        <w:rPr/>
-      </w:pPr>
-      <w:r>
-        <w:rPr>
-          <w:rtl w:val="0"/>
-        </w:rPr>
-        <w:t xml:space="preserve">    "Item1": {"image": 0.9, "text": 0.8, "audio": 0.7},</w:t>
-      </w:r>
-    </w:p>
-    <w:p>
-      <w:pPr>
-        <w:spacing w:after="240" w:before="240" w:lineRule="auto"/>
-        <w:rPr/>
-      </w:pPr>
-      <w:r>
-        <w:rPr>
-          <w:rtl w:val="0"/>
-        </w:rPr>
-        <w:t xml:space="preserve">    "Item2": {"image": 0.6, "text": 0.9, "audio": 0.5}</w:t>
-      </w:r>
-    </w:p>
-    <w:p>
-      <w:pPr>
-        <w:spacing w:after="240" w:before="240" w:lineRule="auto"/>
-        <w:rPr/>
-      </w:pPr>
-      <w:r>
-        <w:rPr>
-          <w:rtl w:val="0"/>
-        </w:rPr>
-        <w:t xml:space="preserve">}</w:t>
-      </w:r>
-    </w:p>
-    <w:p>
-      <w:pPr>
-        <w:spacing w:after="240" w:before="240" w:lineRule="auto"/>
-        <w:rPr/>
-      </w:pPr>
-      <w:r>
-        <w:rPr>
-          <w:rtl w:val="0"/>
-        </w:rPr>
-      </w:r>
-    </w:p>
-    <w:p>
-      <w:pPr>
-        <w:spacing w:after="240" w:before="240" w:lineRule="auto"/>
-        <w:rPr/>
-      </w:pPr>
-      <w:r>
-        <w:rPr>
-          <w:rtl w:val="0"/>
-        </w:rPr>
-        <w:t xml:space="preserve"># Weighted average</w:t>
-      </w:r>
-    </w:p>
-    <w:p>
-      <w:pPr>
-        <w:spacing w:after="240" w:before="240" w:lineRule="auto"/>
-        <w:rPr/>
-      </w:pPr>
-      <w:r>
-        <w:rPr>
-          <w:rtl w:val="0"/>
-        </w:rPr>
-        <w:t xml:space="preserve">def combined_score(item):</w:t>
-      </w:r>
-    </w:p>
-    <w:p>
-      <w:pPr>
-        <w:spacing w:after="240" w:before="240" w:lineRule="auto"/>
-        <w:rPr/>
-      </w:pPr>
-      <w:r>
-        <w:rPr>
-          <w:rtl w:val="0"/>
-        </w:rPr>
-        <w:t xml:space="preserve">    return np.mean(list(item_scores[item].values()))</w:t>
-      </w:r>
-    </w:p>
-    <w:p>
-      <w:pPr>
-        <w:spacing w:after="240" w:before="240" w:lineRule="auto"/>
-        <w:rPr/>
-      </w:pPr>
-      <w:r>
-        <w:rPr>
-          <w:rtl w:val="0"/>
-        </w:rPr>
-      </w:r>
-    </w:p>
-    <w:p>
-      <w:pPr>
-        <w:spacing w:after="240" w:before="240" w:lineRule="auto"/>
-        <w:rPr/>
-      </w:pPr>
-      <w:r>
-        <w:rPr>
-          <w:rtl w:val="0"/>
-        </w:rPr>
-        <w:t xml:space="preserve"># Recommend highest</w:t>
-      </w:r>
-    </w:p>
-    <w:p>
-      <w:pPr>
-        <w:spacing w:after="240" w:before="240" w:lineRule="auto"/>
-        <w:rPr/>
-      </w:pPr>
-      <w:r>
-        <w:rPr>
-          <w:rtl w:val="0"/>
-        </w:rPr>
-        <w:t xml:space="preserve">best_item = max(item_scores, key=combined_score)</w:t>
-      </w:r>
-    </w:p>
-    <w:p>
-      <w:pPr>
-        <w:spacing w:after="240" w:before="240" w:lineRule="auto"/>
-        <w:rPr/>
-      </w:pPr>
-      <w:r>
-        <w:rPr>
-          <w:rtl w:val="0"/>
-        </w:rPr>
-        <w:t xml:space="preserve">print("Recommended:", best_item)</w:t>
-      </w:r>
-    </w:p>
+      </w:r>
+    </w:p>
+    <w:sdt>
+      <w:sdtPr>
+        <w:lock w:val="contentLocked"/>
+        <w:id w:val="292168608"/>
+        <w:tag w:val="goog_rdk_4"/>
+      </w:sdtPr>
+      <w:sdtContent>
+        <w:tbl>
+          <w:tblPr>
+            <w:tblStyle w:val="Table5"/>
+            <w:tblW w:w="9360.0" w:type="dxa"/>
+            <w:jc w:val="left"/>
+            <w:tblBorders>
+              <w:top w:color="000000" w:space="0" w:sz="8" w:val="single"/>
+              <w:left w:color="000000" w:space="0" w:sz="8" w:val="single"/>
+              <w:bottom w:color="000000" w:space="0" w:sz="8" w:val="single"/>
+              <w:right w:color="000000" w:space="0" w:sz="8" w:val="single"/>
+              <w:insideH w:color="000000" w:space="0" w:sz="8" w:val="single"/>
+              <w:insideV w:color="000000" w:space="0" w:sz="8" w:val="single"/>
+            </w:tblBorders>
+            <w:tblLayout w:type="fixed"/>
+            <w:tblLook w:val="0600"/>
+          </w:tblPr>
+          <w:tblGrid>
+            <w:gridCol w:w="9360"/>
+            <w:tblGridChange w:id="0">
+              <w:tblGrid>
+                <w:gridCol w:w="9360"/>
+              </w:tblGrid>
+            </w:tblGridChange>
+          </w:tblGrid>
+          <w:tr>
+            <w:trPr>
+              <w:cantSplit w:val="0"/>
+              <w:tblHeader w:val="0"/>
+            </w:trPr>
+            <w:tc>
+              <w:tcPr>
+                <w:shd w:fill="auto" w:val="clear"/>
+                <w:tcMar>
+                  <w:top w:w="100.0" w:type="dxa"/>
+                  <w:left w:w="100.0" w:type="dxa"/>
+                  <w:bottom w:w="100.0" w:type="dxa"/>
+                  <w:right w:w="100.0" w:type="dxa"/>
+                </w:tcMar>
+                <w:vAlign w:val="top"/>
+              </w:tcPr>
+              <w:p>
+                <w:pPr>
+                  <w:spacing w:after="240" w:before="240" w:lineRule="auto"/>
+                  <w:rPr/>
+                </w:pPr>
+                <w:r>
+                  <w:rPr>
+                    <w:rtl w:val="0"/>
+                  </w:rPr>
+                  <w:t xml:space="preserve">import numpy as np</w:t>
+                </w:r>
+              </w:p>
+              <w:p>
+                <w:pPr>
+                  <w:spacing w:after="240" w:before="240" w:lineRule="auto"/>
+                  <w:rPr/>
+                </w:pPr>
+                <w:r>
+                  <w:rPr>
+                    <w:rtl w:val="0"/>
+                  </w:rPr>
+                </w:r>
+              </w:p>
+              <w:p>
+                <w:pPr>
+                  <w:spacing w:after="240" w:before="240" w:lineRule="auto"/>
+                  <w:rPr/>
+                </w:pPr>
+                <w:r>
+                  <w:rPr>
+                    <w:rtl w:val="0"/>
+                  </w:rPr>
+                  <w:t xml:space="preserve"># Simulated modalities: image score, text review score, audio mood score</w:t>
+                </w:r>
+              </w:p>
+              <w:p>
+                <w:pPr>
+                  <w:spacing w:after="240" w:before="240" w:lineRule="auto"/>
+                  <w:rPr/>
+                </w:pPr>
+                <w:r>
+                  <w:rPr>
+                    <w:rtl w:val="0"/>
+                  </w:rPr>
+                  <w:t xml:space="preserve">item_scores = {</w:t>
+                </w:r>
+              </w:p>
+              <w:p>
+                <w:pPr>
+                  <w:spacing w:after="240" w:before="240" w:lineRule="auto"/>
+                  <w:rPr/>
+                </w:pPr>
+                <w:r>
+                  <w:rPr>
+                    <w:rtl w:val="0"/>
+                  </w:rPr>
+                  <w:t xml:space="preserve">    "Item1": {"image": 0.9, "text": 0.8, "audio": 0.7},</w:t>
+                </w:r>
+              </w:p>
+              <w:p>
+                <w:pPr>
+                  <w:spacing w:after="240" w:before="240" w:lineRule="auto"/>
+                  <w:rPr/>
+                </w:pPr>
+                <w:r>
+                  <w:rPr>
+                    <w:rtl w:val="0"/>
+                  </w:rPr>
+                  <w:t xml:space="preserve">    "Item2": {"image": 0.6, "text": 0.9, "audio": 0.5}</w:t>
+                </w:r>
+              </w:p>
+              <w:p>
+                <w:pPr>
+                  <w:spacing w:after="240" w:before="240" w:lineRule="auto"/>
+                  <w:rPr/>
+                </w:pPr>
+                <w:r>
+                  <w:rPr>
+                    <w:rtl w:val="0"/>
+                  </w:rPr>
+                  <w:t xml:space="preserve">}</w:t>
+                </w:r>
+              </w:p>
+              <w:p>
+                <w:pPr>
+                  <w:spacing w:after="240" w:before="240" w:lineRule="auto"/>
+                  <w:rPr/>
+                </w:pPr>
+                <w:r>
+                  <w:rPr>
+                    <w:rtl w:val="0"/>
+                  </w:rPr>
+                </w:r>
+              </w:p>
+              <w:p>
+                <w:pPr>
+                  <w:spacing w:after="240" w:before="240" w:lineRule="auto"/>
+                  <w:rPr/>
+                </w:pPr>
+                <w:r>
+                  <w:rPr>
+                    <w:rtl w:val="0"/>
+                  </w:rPr>
+                  <w:t xml:space="preserve"># Weighted average</w:t>
+                </w:r>
+              </w:p>
+              <w:p>
+                <w:pPr>
+                  <w:spacing w:after="240" w:before="240" w:lineRule="auto"/>
+                  <w:rPr/>
+                </w:pPr>
+                <w:r>
+                  <w:rPr>
+                    <w:rtl w:val="0"/>
+                  </w:rPr>
+                  <w:t xml:space="preserve">def combined_score(item):</w:t>
+                </w:r>
+              </w:p>
+              <w:p>
+                <w:pPr>
+                  <w:spacing w:after="240" w:before="240" w:lineRule="auto"/>
+                  <w:rPr/>
+                </w:pPr>
+                <w:r>
+                  <w:rPr>
+                    <w:rtl w:val="0"/>
+                  </w:rPr>
+                  <w:t xml:space="preserve">    return np.mean(list(item_scores[item].values()))</w:t>
+                </w:r>
+              </w:p>
+              <w:p>
+                <w:pPr>
+                  <w:spacing w:after="240" w:before="240" w:lineRule="auto"/>
+                  <w:rPr/>
+                </w:pPr>
+                <w:r>
+                  <w:rPr>
+                    <w:rtl w:val="0"/>
+                  </w:rPr>
+                </w:r>
+              </w:p>
+              <w:p>
+                <w:pPr>
+                  <w:spacing w:after="240" w:before="240" w:lineRule="auto"/>
+                  <w:rPr/>
+                </w:pPr>
+                <w:r>
+                  <w:rPr>
+                    <w:rtl w:val="0"/>
+                  </w:rPr>
+                  <w:t xml:space="preserve"># Recommend highest</w:t>
+                </w:r>
+              </w:p>
+              <w:p>
+                <w:pPr>
+                  <w:spacing w:after="240" w:before="240" w:lineRule="auto"/>
+                  <w:rPr/>
+                </w:pPr>
+                <w:r>
+                  <w:rPr>
+                    <w:rtl w:val="0"/>
+                  </w:rPr>
+                  <w:t xml:space="preserve">best_item = max(item_scores, key=combined_score)</w:t>
+                </w:r>
+              </w:p>
+              <w:p>
+                <w:pPr>
+                  <w:spacing w:after="240" w:before="240" w:lineRule="auto"/>
+                  <w:rPr/>
+                </w:pPr>
+                <w:r>
+                  <w:rPr>
+                    <w:rtl w:val="0"/>
+                  </w:rPr>
+                  <w:t xml:space="preserve">print("Recommended:", best_item)</w:t>
+                </w:r>
+              </w:p>
+            </w:tc>
+          </w:tr>
+        </w:tbl>
+      </w:sdtContent>
+    </w:sdt>
     <w:p>
       <w:pPr>
         <w:spacing w:after="240" w:before="240" w:lineRule="auto"/>
@@ -3144,12 +3448,12 @@
           <wp:inline distB="114300" distT="114300" distL="114300" distR="114300">
             <wp:extent cx="5943600" cy="1346200"/>
             <wp:effectExtent b="0" l="0" r="0" t="0"/>
-            <wp:docPr id="1" name="image3.png"/>
+            <wp:docPr id="1" name="image4.png"/>
             <a:graphic>
               <a:graphicData uri="http://schemas.openxmlformats.org/drawingml/2006/picture">
                 <pic:pic>
                   <pic:nvPicPr>
-                    <pic:cNvPr id="0" name="image3.png"/>
+                    <pic:cNvPr id="0" name="image4.png"/>
                     <pic:cNvPicPr preferRelativeResize="0"/>
                   </pic:nvPicPr>
                   <pic:blipFill>
@@ -3202,7 +3506,7 @@
       <w:pPr>
         <w:numPr>
           <w:ilvl w:val="0"/>
-          <w:numId w:val="8"/>
+          <w:numId w:val="11"/>
         </w:numPr>
         <w:spacing w:after="0" w:before="240" w:lineRule="auto"/>
         <w:ind w:left="720" w:hanging="360"/>
@@ -3210,8 +3514,8 @@
       </w:pPr>
       <w:sdt>
         <w:sdtPr>
-          <w:id w:val="1511484032"/>
-          <w:tag w:val="goog_rdk_0"/>
+          <w:id w:val="579736146"/>
+          <w:tag w:val="goog_rdk_5"/>
         </w:sdtPr>
         <w:sdtContent>
           <w:r>
@@ -3233,7 +3537,7 @@
       <w:pPr>
         <w:numPr>
           <w:ilvl w:val="0"/>
-          <w:numId w:val="8"/>
+          <w:numId w:val="11"/>
         </w:numPr>
         <w:spacing w:after="240" w:before="0" w:lineRule="auto"/>
         <w:ind w:left="720" w:hanging="360"/>
@@ -3241,8 +3545,8 @@
       </w:pPr>
       <w:sdt>
         <w:sdtPr>
-          <w:id w:val="-1572640848"/>
-          <w:tag w:val="goog_rdk_1"/>
+          <w:id w:val="-410534549"/>
+          <w:tag w:val="goog_rdk_6"/>
         </w:sdtPr>
         <w:sdtContent>
           <w:r>
@@ -3373,7 +3677,7 @@
       <w:pPr>
         <w:numPr>
           <w:ilvl w:val="0"/>
-          <w:numId w:val="10"/>
+          <w:numId w:val="13"/>
         </w:numPr>
         <w:spacing w:after="0" w:before="240" w:lineRule="auto"/>
         <w:ind w:left="720" w:hanging="360"/>
@@ -3390,7 +3694,7 @@
       <w:pPr>
         <w:numPr>
           <w:ilvl w:val="0"/>
-          <w:numId w:val="10"/>
+          <w:numId w:val="13"/>
         </w:numPr>
         <w:spacing w:after="0" w:before="0" w:lineRule="auto"/>
         <w:ind w:left="720" w:hanging="360"/>
@@ -3407,7 +3711,7 @@
       <w:pPr>
         <w:numPr>
           <w:ilvl w:val="0"/>
-          <w:numId w:val="10"/>
+          <w:numId w:val="13"/>
         </w:numPr>
         <w:spacing w:after="0" w:before="0" w:lineRule="auto"/>
         <w:ind w:left="720" w:hanging="360"/>
@@ -3424,7 +3728,7 @@
       <w:pPr>
         <w:numPr>
           <w:ilvl w:val="0"/>
-          <w:numId w:val="10"/>
+          <w:numId w:val="13"/>
         </w:numPr>
         <w:spacing w:after="0" w:before="0" w:lineRule="auto"/>
         <w:ind w:left="720" w:hanging="360"/>
@@ -3441,7 +3745,7 @@
       <w:pPr>
         <w:numPr>
           <w:ilvl w:val="0"/>
-          <w:numId w:val="10"/>
+          <w:numId w:val="13"/>
         </w:numPr>
         <w:spacing w:after="240" w:before="0" w:lineRule="auto"/>
         <w:ind w:left="720" w:hanging="360"/>
@@ -3502,224 +3806,286 @@
         <w:rPr>
           <w:rtl w:val="0"/>
         </w:rPr>
-        <w:t xml:space="preserve">Python</w:t>
-      </w:r>
-    </w:p>
-    <w:p>
-      <w:pPr>
-        <w:rPr/>
-      </w:pPr>
-      <w:r>
-        <w:rPr>
-          <w:rtl w:val="0"/>
-        </w:rPr>
-        <w:t xml:space="preserve">import numpy as np</w:t>
-      </w:r>
-    </w:p>
-    <w:p>
-      <w:pPr>
-        <w:rPr/>
-      </w:pPr>
-      <w:r>
-        <w:rPr>
-          <w:rtl w:val="0"/>
-        </w:rPr>
-      </w:r>
-    </w:p>
-    <w:p>
-      <w:pPr>
-        <w:rPr/>
-      </w:pPr>
-      <w:r>
-        <w:rPr>
-          <w:rtl w:val="0"/>
-        </w:rPr>
-        <w:t xml:space="preserve"># Step 1: Encode</w:t>
-      </w:r>
-    </w:p>
-    <w:p>
-      <w:pPr>
-        <w:rPr/>
-      </w:pPr>
-      <w:r>
-        <w:rPr>
-          <w:rtl w:val="0"/>
-        </w:rPr>
-        <w:t xml:space="preserve">text_vector = np.array([1, 0, 0])  # "Veggie"</w:t>
-      </w:r>
-    </w:p>
-    <w:p>
-      <w:pPr>
-        <w:rPr/>
-      </w:pPr>
-      <w:r>
-        <w:rPr>
-          <w:rtl w:val="0"/>
-        </w:rPr>
-        <w:t xml:space="preserve">image_vector = np.array([0.9, 0.1, 0])  # Menu photo</w:t>
-      </w:r>
-    </w:p>
-    <w:p>
-      <w:pPr>
-        <w:rPr/>
-      </w:pPr>
-      <w:r>
-        <w:rPr>
-          <w:rtl w:val="0"/>
-        </w:rPr>
-      </w:r>
-    </w:p>
-    <w:p>
-      <w:pPr>
-        <w:rPr/>
-      </w:pPr>
-      <w:r>
-        <w:rPr>
-          <w:rtl w:val="0"/>
-        </w:rPr>
-        <w:t xml:space="preserve"># Step 2: Align (normalize)</w:t>
-      </w:r>
-    </w:p>
-    <w:p>
-      <w:pPr>
-        <w:rPr/>
-      </w:pPr>
-      <w:r>
-        <w:rPr>
-          <w:rtl w:val="0"/>
-        </w:rPr>
-        <w:t xml:space="preserve">text_vector /= np.linalg.norm(text_vector)</w:t>
-      </w:r>
-    </w:p>
-    <w:p>
-      <w:pPr>
-        <w:rPr/>
-      </w:pPr>
-      <w:r>
-        <w:rPr>
-          <w:rtl w:val="0"/>
-        </w:rPr>
-        <w:t xml:space="preserve">image_vector /= np.linalg.norm(image_vector)</w:t>
-      </w:r>
-    </w:p>
-    <w:p>
-      <w:pPr>
-        <w:rPr/>
-      </w:pPr>
-      <w:r>
-        <w:rPr>
-          <w:rtl w:val="0"/>
-        </w:rPr>
-      </w:r>
-    </w:p>
-    <w:p>
-      <w:pPr>
-        <w:rPr/>
-      </w:pPr>
-      <w:r>
-        <w:rPr>
-          <w:rtl w:val="0"/>
-        </w:rPr>
-        <w:t xml:space="preserve"># Step 3: Retrieve (similarity check)</w:t>
-      </w:r>
-    </w:p>
-    <w:p>
-      <w:pPr>
-        <w:rPr/>
-      </w:pPr>
-      <w:r>
-        <w:rPr>
-          <w:rtl w:val="0"/>
-        </w:rPr>
-        <w:t xml:space="preserve">similarity = np.dot(text_vector, image_vector)</w:t>
-      </w:r>
-    </w:p>
-    <w:p>
-      <w:pPr>
-        <w:rPr/>
-      </w:pPr>
-      <w:r>
-        <w:rPr>
-          <w:rtl w:val="0"/>
-        </w:rPr>
-        <w:t xml:space="preserve">retrieved = "Relevant menu items" if similarity &gt; 0.8 else "No match"</w:t>
-      </w:r>
-    </w:p>
-    <w:p>
-      <w:pPr>
-        <w:rPr/>
-      </w:pPr>
-      <w:r>
-        <w:rPr>
-          <w:rtl w:val="0"/>
-        </w:rPr>
-      </w:r>
-    </w:p>
-    <w:p>
-      <w:pPr>
-        <w:rPr/>
-      </w:pPr>
-      <w:r>
-        <w:rPr>
-          <w:rtl w:val="0"/>
-        </w:rPr>
-        <w:t xml:space="preserve"># Step 4: Reason</w:t>
-      </w:r>
-    </w:p>
-    <w:p>
-      <w:pPr>
-        <w:rPr/>
-      </w:pPr>
-      <w:r>
-        <w:rPr>
-          <w:rtl w:val="0"/>
-        </w:rPr>
-        <w:t xml:space="preserve">if retrieved == "Relevant menu items":</w:t>
-      </w:r>
-    </w:p>
-    <w:p>
-      <w:pPr>
-        <w:rPr/>
-      </w:pPr>
-      <w:r>
-        <w:rPr>
-          <w:rtl w:val="0"/>
-        </w:rPr>
-        <w:t xml:space="preserve">    options = ["Greek Salad ($8)", "Veggie Stir-Fry ($9)"]  # Filtered</w:t>
-      </w:r>
-    </w:p>
-    <w:p>
-      <w:pPr>
-        <w:rPr/>
-      </w:pPr>
-      <w:r>
-        <w:rPr>
-          <w:rtl w:val="0"/>
-        </w:rPr>
-      </w:r>
-    </w:p>
-    <w:p>
-      <w:pPr>
-        <w:rPr/>
-      </w:pPr>
-      <w:r>
-        <w:rPr>
-          <w:rtl w:val="0"/>
-        </w:rPr>
-        <w:t xml:space="preserve"># Step 5: Generate/Act</w:t>
-      </w:r>
-    </w:p>
-    <w:p>
-      <w:pPr>
-        <w:rPr/>
-      </w:pPr>
-      <w:r>
-        <w:rPr>
-          <w:rtl w:val="0"/>
-        </w:rPr>
-        <w:t xml:space="preserve">print("Veggie options under $10:", options)</w:t>
-      </w:r>
-    </w:p>
+      </w:r>
+    </w:p>
+    <w:sdt>
+      <w:sdtPr>
+        <w:lock w:val="contentLocked"/>
+        <w:id w:val="-1452103885"/>
+        <w:tag w:val="goog_rdk_7"/>
+      </w:sdtPr>
+      <w:sdtContent>
+        <w:tbl>
+          <w:tblPr>
+            <w:tblStyle w:val="Table6"/>
+            <w:tblW w:w="9360.0" w:type="dxa"/>
+            <w:jc w:val="left"/>
+            <w:tblBorders>
+              <w:top w:color="000000" w:space="0" w:sz="8" w:val="single"/>
+              <w:left w:color="000000" w:space="0" w:sz="8" w:val="single"/>
+              <w:bottom w:color="000000" w:space="0" w:sz="8" w:val="single"/>
+              <w:right w:color="000000" w:space="0" w:sz="8" w:val="single"/>
+              <w:insideH w:color="000000" w:space="0" w:sz="8" w:val="single"/>
+              <w:insideV w:color="000000" w:space="0" w:sz="8" w:val="single"/>
+            </w:tblBorders>
+            <w:tblLayout w:type="fixed"/>
+            <w:tblLook w:val="0600"/>
+          </w:tblPr>
+          <w:tblGrid>
+            <w:gridCol w:w="9360"/>
+            <w:tblGridChange w:id="0">
+              <w:tblGrid>
+                <w:gridCol w:w="9360"/>
+              </w:tblGrid>
+            </w:tblGridChange>
+          </w:tblGrid>
+          <w:tr>
+            <w:trPr>
+              <w:cantSplit w:val="0"/>
+              <w:tblHeader w:val="0"/>
+            </w:trPr>
+            <w:tc>
+              <w:tcPr>
+                <w:shd w:fill="auto" w:val="clear"/>
+                <w:tcMar>
+                  <w:top w:w="100.0" w:type="dxa"/>
+                  <w:left w:w="100.0" w:type="dxa"/>
+                  <w:bottom w:w="100.0" w:type="dxa"/>
+                  <w:right w:w="100.0" w:type="dxa"/>
+                </w:tcMar>
+                <w:vAlign w:val="top"/>
+              </w:tcPr>
+              <w:p>
+                <w:pPr>
+                  <w:rPr/>
+                </w:pPr>
+                <w:r>
+                  <w:rPr>
+                    <w:rtl w:val="0"/>
+                  </w:rPr>
+                  <w:t xml:space="preserve">Python</w:t>
+                </w:r>
+              </w:p>
+              <w:p>
+                <w:pPr>
+                  <w:rPr/>
+                </w:pPr>
+                <w:r>
+                  <w:rPr>
+                    <w:rtl w:val="0"/>
+                  </w:rPr>
+                  <w:t xml:space="preserve">import numpy as np</w:t>
+                </w:r>
+              </w:p>
+              <w:p>
+                <w:pPr>
+                  <w:rPr/>
+                </w:pPr>
+                <w:r>
+                  <w:rPr>
+                    <w:rtl w:val="0"/>
+                  </w:rPr>
+                </w:r>
+              </w:p>
+              <w:p>
+                <w:pPr>
+                  <w:rPr/>
+                </w:pPr>
+                <w:r>
+                  <w:rPr>
+                    <w:rtl w:val="0"/>
+                  </w:rPr>
+                  <w:t xml:space="preserve"># Step 1: Encode</w:t>
+                </w:r>
+              </w:p>
+              <w:p>
+                <w:pPr>
+                  <w:rPr/>
+                </w:pPr>
+                <w:r>
+                  <w:rPr>
+                    <w:rtl w:val="0"/>
+                  </w:rPr>
+                  <w:t xml:space="preserve">text_vector = np.array([1, 0, 0])  # "Veggie"</w:t>
+                </w:r>
+              </w:p>
+              <w:p>
+                <w:pPr>
+                  <w:rPr/>
+                </w:pPr>
+                <w:r>
+                  <w:rPr>
+                    <w:rtl w:val="0"/>
+                  </w:rPr>
+                  <w:t xml:space="preserve">image_vector = np.array([0.9, 0.1, 0])  # Menu photo</w:t>
+                </w:r>
+              </w:p>
+              <w:p>
+                <w:pPr>
+                  <w:rPr/>
+                </w:pPr>
+                <w:r>
+                  <w:rPr>
+                    <w:rtl w:val="0"/>
+                  </w:rPr>
+                </w:r>
+              </w:p>
+              <w:p>
+                <w:pPr>
+                  <w:rPr/>
+                </w:pPr>
+                <w:r>
+                  <w:rPr>
+                    <w:rtl w:val="0"/>
+                  </w:rPr>
+                  <w:t xml:space="preserve"># Step 2: Align (normalize)</w:t>
+                </w:r>
+              </w:p>
+              <w:p>
+                <w:pPr>
+                  <w:rPr/>
+                </w:pPr>
+                <w:r>
+                  <w:rPr>
+                    <w:rtl w:val="0"/>
+                  </w:rPr>
+                  <w:t xml:space="preserve">text_vector /= np.linalg.norm(text_vector)</w:t>
+                </w:r>
+              </w:p>
+              <w:p>
+                <w:pPr>
+                  <w:rPr/>
+                </w:pPr>
+                <w:r>
+                  <w:rPr>
+                    <w:rtl w:val="0"/>
+                  </w:rPr>
+                  <w:t xml:space="preserve">image_vector /= np.linalg.norm(image_vector)</w:t>
+                </w:r>
+              </w:p>
+              <w:p>
+                <w:pPr>
+                  <w:rPr/>
+                </w:pPr>
+                <w:r>
+                  <w:rPr>
+                    <w:rtl w:val="0"/>
+                  </w:rPr>
+                </w:r>
+              </w:p>
+              <w:p>
+                <w:pPr>
+                  <w:rPr/>
+                </w:pPr>
+                <w:r>
+                  <w:rPr>
+                    <w:rtl w:val="0"/>
+                  </w:rPr>
+                  <w:t xml:space="preserve"># Step 3: Retrieve (similarity check)</w:t>
+                </w:r>
+              </w:p>
+              <w:p>
+                <w:pPr>
+                  <w:rPr/>
+                </w:pPr>
+                <w:r>
+                  <w:rPr>
+                    <w:rtl w:val="0"/>
+                  </w:rPr>
+                  <w:t xml:space="preserve">similarity = np.dot(text_vector, image_vector)</w:t>
+                </w:r>
+              </w:p>
+              <w:p>
+                <w:pPr>
+                  <w:rPr/>
+                </w:pPr>
+                <w:r>
+                  <w:rPr>
+                    <w:rtl w:val="0"/>
+                  </w:rPr>
+                  <w:t xml:space="preserve">retrieved = "Relevant menu items" if similarity &gt; 0.8 else "No match"</w:t>
+                </w:r>
+              </w:p>
+              <w:p>
+                <w:pPr>
+                  <w:rPr/>
+                </w:pPr>
+                <w:r>
+                  <w:rPr>
+                    <w:rtl w:val="0"/>
+                  </w:rPr>
+                </w:r>
+              </w:p>
+              <w:p>
+                <w:pPr>
+                  <w:rPr/>
+                </w:pPr>
+                <w:r>
+                  <w:rPr>
+                    <w:rtl w:val="0"/>
+                  </w:rPr>
+                  <w:t xml:space="preserve"># Step 4: Reason</w:t>
+                </w:r>
+              </w:p>
+              <w:p>
+                <w:pPr>
+                  <w:rPr/>
+                </w:pPr>
+                <w:r>
+                  <w:rPr>
+                    <w:rtl w:val="0"/>
+                  </w:rPr>
+                  <w:t xml:space="preserve">if retrieved == "Relevant menu items":</w:t>
+                </w:r>
+              </w:p>
+              <w:p>
+                <w:pPr>
+                  <w:rPr/>
+                </w:pPr>
+                <w:r>
+                  <w:rPr>
+                    <w:rtl w:val="0"/>
+                  </w:rPr>
+                  <w:t xml:space="preserve">    options = ["Greek Salad ($8)", "Veggie Stir-Fry ($9)"]  # Filtered</w:t>
+                </w:r>
+              </w:p>
+              <w:p>
+                <w:pPr>
+                  <w:rPr/>
+                </w:pPr>
+                <w:r>
+                  <w:rPr>
+                    <w:rtl w:val="0"/>
+                  </w:rPr>
+                </w:r>
+              </w:p>
+              <w:p>
+                <w:pPr>
+                  <w:rPr/>
+                </w:pPr>
+                <w:r>
+                  <w:rPr>
+                    <w:rtl w:val="0"/>
+                  </w:rPr>
+                  <w:t xml:space="preserve"># Step 5: Generate/Act</w:t>
+                </w:r>
+              </w:p>
+              <w:p>
+                <w:pPr>
+                  <w:rPr/>
+                </w:pPr>
+                <w:r>
+                  <w:rPr>
+                    <w:rtl w:val="0"/>
+                  </w:rPr>
+                  <w:t xml:space="preserve">print("Veggie options under $10:", options)</w:t>
+                </w:r>
+              </w:p>
+            </w:tc>
+          </w:tr>
+        </w:tbl>
+      </w:sdtContent>
+    </w:sdt>
     <w:p>
       <w:pPr>
         <w:rPr/>
@@ -3778,7 +4144,7 @@
           <wp:inline distB="114300" distT="114300" distL="114300" distR="114300">
             <wp:extent cx="5943600" cy="2374900"/>
             <wp:effectExtent b="0" l="0" r="0" t="0"/>
-            <wp:docPr id="2" name="image2.png"/>
+            <wp:docPr id="3" name="image2.png"/>
             <a:graphic>
               <a:graphicData uri="http://schemas.openxmlformats.org/drawingml/2006/picture">
                 <pic:pic>
@@ -3817,7 +4183,7 @@
       <w:pPr>
         <w:numPr>
           <w:ilvl w:val="0"/>
-          <w:numId w:val="3"/>
+          <w:numId w:val="6"/>
         </w:numPr>
         <w:spacing w:after="0" w:before="240" w:lineRule="auto"/>
         <w:ind w:left="720" w:hanging="360"/>
@@ -3870,7 +4236,7 @@
       <w:pPr>
         <w:numPr>
           <w:ilvl w:val="0"/>
-          <w:numId w:val="3"/>
+          <w:numId w:val="6"/>
         </w:numPr>
         <w:spacing w:after="0" w:before="0" w:lineRule="auto"/>
         <w:ind w:left="720" w:hanging="360"/>
@@ -3923,7 +4289,7 @@
       <w:pPr>
         <w:numPr>
           <w:ilvl w:val="0"/>
-          <w:numId w:val="3"/>
+          <w:numId w:val="6"/>
         </w:numPr>
         <w:spacing w:after="240" w:before="0" w:lineRule="auto"/>
         <w:ind w:left="720" w:hanging="360"/>
@@ -4014,112 +4380,177 @@
     </w:p>
     <w:p>
       <w:pPr>
-        <w:rPr/>
-      </w:pPr>
-      <w:r>
-        <w:rPr>
-          <w:rtl w:val="0"/>
-        </w:rPr>
-        <w:t xml:space="preserve">import numpy as np</w:t>
-      </w:r>
-    </w:p>
-    <w:p>
-      <w:pPr>
-        <w:rPr/>
-      </w:pPr>
-      <w:r>
-        <w:rPr>
-          <w:rtl w:val="0"/>
-        </w:rPr>
-      </w:r>
-    </w:p>
-    <w:p>
-      <w:pPr>
-        <w:rPr/>
-      </w:pPr>
-      <w:r>
-        <w:rPr>
-          <w:rtl w:val="0"/>
-        </w:rPr>
-        <w:t xml:space="preserve"># Vectors for text ("happy") and audio tone ("mad")</w:t>
-      </w:r>
-    </w:p>
-    <w:p>
-      <w:pPr>
-        <w:rPr/>
-      </w:pPr>
-      <w:r>
-        <w:rPr>
-          <w:rtl w:val="0"/>
-        </w:rPr>
-        <w:t xml:space="preserve">text_vector = np.array([1, 0])  # Positive</w:t>
-      </w:r>
-    </w:p>
-    <w:p>
-      <w:pPr>
-        <w:rPr/>
-      </w:pPr>
-      <w:r>
-        <w:rPr>
-          <w:rtl w:val="0"/>
-        </w:rPr>
-        <w:t xml:space="preserve">audio_vector = np.array([0, 1])  # Negative</w:t>
-      </w:r>
-    </w:p>
-    <w:p>
-      <w:pPr>
-        <w:rPr/>
-      </w:pPr>
-      <w:r>
-        <w:rPr>
-          <w:rtl w:val="0"/>
-        </w:rPr>
-      </w:r>
-    </w:p>
-    <w:p>
-      <w:pPr>
-        <w:rPr/>
-      </w:pPr>
-      <w:r>
-        <w:rPr>
-          <w:rtl w:val="0"/>
-        </w:rPr>
-        <w:t xml:space="preserve"># Check mismatch</w:t>
-      </w:r>
-    </w:p>
-    <w:p>
-      <w:pPr>
-        <w:rPr/>
-      </w:pPr>
-      <w:r>
-        <w:rPr>
-          <w:rtl w:val="0"/>
-        </w:rPr>
-        <w:t xml:space="preserve">dot_product = np.dot(text_vector, audio_vector)</w:t>
-      </w:r>
-    </w:p>
-    <w:p>
-      <w:pPr>
-        <w:rPr/>
-      </w:pPr>
-      <w:r>
-        <w:rPr>
-          <w:rtl w:val="0"/>
-        </w:rPr>
-        <w:t xml:space="preserve">if dot_product &lt; 0.5:</w:t>
-      </w:r>
-    </w:p>
-    <w:p>
-      <w:pPr>
-        <w:rPr/>
-      </w:pPr>
-      <w:r>
-        <w:rPr>
-          <w:rtl w:val="0"/>
-        </w:rPr>
-        <w:t xml:space="preserve">    print("Mismatch detected: Signals clash.")</w:t>
-      </w:r>
-    </w:p>
+        <w:keepNext w:val="0"/>
+        <w:keepLines w:val="0"/>
+        <w:spacing w:before="480" w:lineRule="auto"/>
+        <w:rPr/>
+      </w:pPr>
+      <w:r>
+        <w:rPr>
+          <w:rtl w:val="0"/>
+        </w:rPr>
+      </w:r>
+    </w:p>
+    <w:sdt>
+      <w:sdtPr>
+        <w:lock w:val="contentLocked"/>
+        <w:id w:val="973338933"/>
+        <w:tag w:val="goog_rdk_8"/>
+      </w:sdtPr>
+      <w:sdtContent>
+        <w:tbl>
+          <w:tblPr>
+            <w:tblStyle w:val="Table7"/>
+            <w:tblW w:w="9360.0" w:type="dxa"/>
+            <w:jc w:val="left"/>
+            <w:tblBorders>
+              <w:top w:color="000000" w:space="0" w:sz="8" w:val="single"/>
+              <w:left w:color="000000" w:space="0" w:sz="8" w:val="single"/>
+              <w:bottom w:color="000000" w:space="0" w:sz="8" w:val="single"/>
+              <w:right w:color="000000" w:space="0" w:sz="8" w:val="single"/>
+              <w:insideH w:color="000000" w:space="0" w:sz="8" w:val="single"/>
+              <w:insideV w:color="000000" w:space="0" w:sz="8" w:val="single"/>
+            </w:tblBorders>
+            <w:tblLayout w:type="fixed"/>
+            <w:tblLook w:val="0600"/>
+          </w:tblPr>
+          <w:tblGrid>
+            <w:gridCol w:w="9360"/>
+            <w:tblGridChange w:id="0">
+              <w:tblGrid>
+                <w:gridCol w:w="9360"/>
+              </w:tblGrid>
+            </w:tblGridChange>
+          </w:tblGrid>
+          <w:tr>
+            <w:trPr>
+              <w:cantSplit w:val="0"/>
+              <w:tblHeader w:val="0"/>
+            </w:trPr>
+            <w:tc>
+              <w:tcPr>
+                <w:shd w:fill="auto" w:val="clear"/>
+                <w:tcMar>
+                  <w:top w:w="100.0" w:type="dxa"/>
+                  <w:left w:w="100.0" w:type="dxa"/>
+                  <w:bottom w:w="100.0" w:type="dxa"/>
+                  <w:right w:w="100.0" w:type="dxa"/>
+                </w:tcMar>
+                <w:vAlign w:val="top"/>
+              </w:tcPr>
+              <w:p>
+                <w:pPr>
+                  <w:rPr/>
+                </w:pPr>
+                <w:r>
+                  <w:rPr>
+                    <w:rtl w:val="0"/>
+                  </w:rPr>
+                  <w:t xml:space="preserve">import numpy as np</w:t>
+                </w:r>
+              </w:p>
+              <w:p>
+                <w:pPr>
+                  <w:rPr/>
+                </w:pPr>
+                <w:r>
+                  <w:rPr>
+                    <w:rtl w:val="0"/>
+                  </w:rPr>
+                </w:r>
+              </w:p>
+              <w:p>
+                <w:pPr>
+                  <w:rPr/>
+                </w:pPr>
+                <w:r>
+                  <w:rPr>
+                    <w:rtl w:val="0"/>
+                  </w:rPr>
+                  <w:t xml:space="preserve"># Vectors for text ("happy") and audio tone ("mad")</w:t>
+                </w:r>
+              </w:p>
+              <w:p>
+                <w:pPr>
+                  <w:rPr/>
+                </w:pPr>
+                <w:r>
+                  <w:rPr>
+                    <w:rtl w:val="0"/>
+                  </w:rPr>
+                  <w:t xml:space="preserve">text_vector = np.array([1, 0])  # Positive</w:t>
+                </w:r>
+              </w:p>
+              <w:p>
+                <w:pPr>
+                  <w:rPr/>
+                </w:pPr>
+                <w:r>
+                  <w:rPr>
+                    <w:rtl w:val="0"/>
+                  </w:rPr>
+                  <w:t xml:space="preserve">audio_vector = np.array([0, 1])  # Negative</w:t>
+                </w:r>
+              </w:p>
+              <w:p>
+                <w:pPr>
+                  <w:rPr/>
+                </w:pPr>
+                <w:r>
+                  <w:rPr>
+                    <w:rtl w:val="0"/>
+                  </w:rPr>
+                </w:r>
+              </w:p>
+              <w:p>
+                <w:pPr>
+                  <w:rPr/>
+                </w:pPr>
+                <w:r>
+                  <w:rPr>
+                    <w:rtl w:val="0"/>
+                  </w:rPr>
+                  <w:t xml:space="preserve"># Check mismatch</w:t>
+                </w:r>
+              </w:p>
+              <w:p>
+                <w:pPr>
+                  <w:rPr/>
+                </w:pPr>
+                <w:r>
+                  <w:rPr>
+                    <w:rtl w:val="0"/>
+                  </w:rPr>
+                  <w:t xml:space="preserve">dot_product = np.dot(text_vector, audio_vector)</w:t>
+                </w:r>
+              </w:p>
+              <w:p>
+                <w:pPr>
+                  <w:rPr/>
+                </w:pPr>
+                <w:r>
+                  <w:rPr>
+                    <w:rtl w:val="0"/>
+                  </w:rPr>
+                  <w:t xml:space="preserve">if dot_product &lt; 0.5:</w:t>
+                </w:r>
+              </w:p>
+              <w:p>
+                <w:pPr>
+                  <w:rPr/>
+                </w:pPr>
+                <w:r>
+                  <w:rPr>
+                    <w:rtl w:val="0"/>
+                  </w:rPr>
+                  <w:t xml:space="preserve">    print("Mismatch detected: Signals clash.")</w:t>
+                </w:r>
+              </w:p>
+            </w:tc>
+          </w:tr>
+        </w:tbl>
+      </w:sdtContent>
+    </w:sdt>
     <w:p>
       <w:pPr>
         <w:pStyle w:val="Heading3"/>
@@ -4168,7 +4599,7 @@
       <w:pPr>
         <w:numPr>
           <w:ilvl w:val="0"/>
-          <w:numId w:val="1"/>
+          <w:numId w:val="4"/>
         </w:numPr>
         <w:spacing w:after="0" w:before="240" w:lineRule="auto"/>
         <w:ind w:left="720" w:hanging="360"/>
@@ -4185,7 +4616,7 @@
       <w:pPr>
         <w:numPr>
           <w:ilvl w:val="0"/>
-          <w:numId w:val="1"/>
+          <w:numId w:val="4"/>
         </w:numPr>
         <w:spacing w:after="0" w:before="0" w:lineRule="auto"/>
         <w:ind w:left="720" w:hanging="360"/>
@@ -4202,7 +4633,7 @@
       <w:pPr>
         <w:numPr>
           <w:ilvl w:val="0"/>
-          <w:numId w:val="1"/>
+          <w:numId w:val="4"/>
         </w:numPr>
         <w:spacing w:after="0" w:before="0" w:lineRule="auto"/>
         <w:ind w:left="720" w:hanging="360"/>
@@ -4219,7 +4650,7 @@
       <w:pPr>
         <w:numPr>
           <w:ilvl w:val="0"/>
-          <w:numId w:val="1"/>
+          <w:numId w:val="4"/>
         </w:numPr>
         <w:spacing w:after="0" w:before="0" w:lineRule="auto"/>
         <w:ind w:left="720" w:hanging="360"/>
@@ -4227,8 +4658,8 @@
       </w:pPr>
       <w:sdt>
         <w:sdtPr>
-          <w:id w:val="-732548590"/>
-          <w:tag w:val="goog_rdk_2"/>
+          <w:id w:val="-1279285747"/>
+          <w:tag w:val="goog_rdk_9"/>
         </w:sdtPr>
         <w:sdtContent>
           <w:r>
@@ -4250,7 +4681,7 @@
       <w:pPr>
         <w:numPr>
           <w:ilvl w:val="0"/>
-          <w:numId w:val="1"/>
+          <w:numId w:val="4"/>
         </w:numPr>
         <w:spacing w:after="0" w:before="0" w:lineRule="auto"/>
         <w:ind w:left="720" w:hanging="360"/>
@@ -4261,6 +4692,383 @@
           <w:rtl w:val="0"/>
         </w:rPr>
         <w:t xml:space="preserve">Real products already use it: assistants, search, content creation, healthcare, autonomous systems</w:t>
+      </w:r>
+    </w:p>
+    <w:p>
+      <w:pPr>
+        <w:numPr>
+          <w:ilvl w:val="0"/>
+          <w:numId w:val="4"/>
+        </w:numPr>
+        <w:spacing w:after="240" w:before="0" w:lineRule="auto"/>
+        <w:ind w:left="720" w:hanging="360"/>
+        <w:rPr/>
+      </w:pPr>
+      <w:r>
+        <w:rPr>
+          <w:rtl w:val="0"/>
+        </w:rPr>
+        <w:t xml:space="preserve">Challenges remain: hallucinations, mismatches, cost, ethics,but progress is rapid</w:t>
+      </w:r>
+    </w:p>
+    <w:p>
+      <w:pPr>
+        <w:spacing w:after="240" w:before="240" w:lineRule="auto"/>
+        <w:rPr/>
+      </w:pPr>
+      <w:r>
+        <w:rPr>
+          <w:rtl w:val="0"/>
+        </w:rPr>
+        <w:t xml:space="preserve">Whether you're building products, conducting research, or simply want to understand the AI tools shaping our world in 2026 and beyond, multimodal capabilities are becoming table stakes. The future isn't just language, it's sight, sound, motion, and meaning working together.</w:t>
+      </w:r>
+    </w:p>
+    <w:p>
+      <w:pPr>
+        <w:spacing w:after="240" w:before="240" w:lineRule="auto"/>
+        <w:rPr/>
+      </w:pPr>
+      <w:r>
+        <w:rPr>
+          <w:rtl w:val="0"/>
+        </w:rPr>
+      </w:r>
+    </w:p>
+    <w:p>
+      <w:pPr>
+        <w:spacing w:after="240" w:before="240" w:lineRule="auto"/>
+        <w:rPr/>
+      </w:pPr>
+      <w:r>
+        <w:rPr>
+          <w:rtl w:val="0"/>
+        </w:rPr>
+      </w:r>
+    </w:p>
+    <w:p>
+      <w:pPr>
+        <w:pStyle w:val="Heading1"/>
+        <w:spacing w:after="240" w:before="240" w:lineRule="auto"/>
+        <w:rPr/>
+      </w:pPr>
+      <w:bookmarkStart w:colFirst="0" w:colLast="0" w:name="_heading=h.3wenav9hubmj" w:id="22"/>
+      <w:bookmarkEnd w:id="22"/>
+      <w:r>
+        <w:rPr>
+          <w:rtl w:val="0"/>
+        </w:rPr>
+        <w:t xml:space="preserve">Quizzes</w:t>
+      </w:r>
+    </w:p>
+    <w:p>
+      <w:pPr>
+        <w:rPr/>
+      </w:pPr>
+      <w:r>
+        <w:rPr>
+          <w:rtl w:val="0"/>
+        </w:rPr>
+      </w:r>
+    </w:p>
+    <w:p>
+      <w:pPr>
+        <w:pStyle w:val="Heading1"/>
+        <w:keepNext w:val="0"/>
+        <w:keepLines w:val="0"/>
+        <w:spacing w:before="480" w:lineRule="auto"/>
+        <w:rPr>
+          <w:b w:val="1"/>
+          <w:bCs w:val="1"/>
+          <w:sz w:val="46"/>
+          <w:szCs w:val="46"/>
+        </w:rPr>
+      </w:pPr>
+      <w:bookmarkStart w:colFirst="0" w:colLast="0" w:name="_heading=h.i93yz5kwvflc" w:id="23"/>
+      <w:bookmarkEnd w:id="23"/>
+      <w:r>
+        <w:rPr>
+          <w:b w:val="1"/>
+          <w:bCs w:val="1"/>
+          <w:sz w:val="46"/>
+          <w:szCs w:val="46"/>
+          <w:rtl w:val="0"/>
+        </w:rPr>
+        <w:t xml:space="preserve">Introduction to Multimodal AI</w:t>
+      </w:r>
+    </w:p>
+    <w:p>
+      <w:pPr>
+        <w:pStyle w:val="Heading2"/>
+        <w:keepNext w:val="0"/>
+        <w:keepLines w:val="0"/>
+        <w:spacing w:after="80" w:lineRule="auto"/>
+        <w:rPr>
+          <w:b w:val="1"/>
+          <w:bCs w:val="1"/>
+          <w:sz w:val="34"/>
+          <w:szCs w:val="34"/>
+        </w:rPr>
+      </w:pPr>
+      <w:bookmarkStart w:colFirst="0" w:colLast="0" w:name="_heading=h.5yb84l9r8px5" w:id="24"/>
+      <w:bookmarkEnd w:id="24"/>
+      <w:r>
+        <w:rPr>
+          <w:b w:val="1"/>
+          <w:bCs w:val="1"/>
+          <w:sz w:val="34"/>
+          <w:szCs w:val="34"/>
+          <w:rtl w:val="0"/>
+        </w:rPr>
+        <w:t xml:space="preserve">Easy Questions</w:t>
+      </w:r>
+    </w:p>
+    <w:p>
+      <w:pPr>
+        <w:numPr>
+          <w:ilvl w:val="0"/>
+          <w:numId w:val="3"/>
+        </w:numPr>
+        <w:spacing w:after="0" w:afterAutospacing="0" w:before="240" w:lineRule="auto"/>
+        <w:ind w:left="720" w:hanging="360"/>
+      </w:pPr>
+      <w:r>
+        <w:rPr>
+          <w:rtl w:val="0"/>
+        </w:rPr>
+        <w:t xml:space="preserve">What does multimodal AI mean?</w:t>
+        <w:br w:type="textWrapping"/>
+        <w:t xml:space="preserve"> A) AI that works with only one type of data (e.g., text only)</w:t>
+        <w:br w:type="textWrapping"/>
+        <w:t xml:space="preserve"> B) AI that can understand or work with more than one kind of information at once (text, images, audio, video, etc.)</w:t>
+        <w:br w:type="textWrapping"/>
+        <w:t xml:space="preserve"> C) AI used only for generating images</w:t>
+        <w:br w:type="textWrapping"/>
+        <w:t xml:space="preserve"> D) AI that ignores human senses completely</w:t>
+      </w:r>
+    </w:p>
+    <w:p>
+      <w:pPr>
+        <w:numPr>
+          <w:ilvl w:val="0"/>
+          <w:numId w:val="3"/>
+        </w:numPr>
+        <w:spacing w:after="0" w:afterAutospacing="0" w:before="0" w:beforeAutospacing="0" w:lineRule="auto"/>
+        <w:ind w:left="720" w:hanging="360"/>
+      </w:pPr>
+      <w:r>
+        <w:rPr>
+          <w:rtl w:val="0"/>
+        </w:rPr>
+        <w:t xml:space="preserve">What is a “modality” in the context of multimodal AI?</w:t>
+        <w:br w:type="textWrapping"/>
+        <w:t xml:space="preserve"> A) A fancy word for a way information comes to us (different channels like text, images, audio, video, documents, tables, UI screens)</w:t>
+        <w:br w:type="textWrapping"/>
+        <w:t xml:space="preserve"> B) Only text data</w:t>
+        <w:br w:type="textWrapping"/>
+        <w:t xml:space="preserve"> C) A type of hardware</w:t>
+        <w:br w:type="textWrapping"/>
+        <w:t xml:space="preserve"> D) A programming language</w:t>
+      </w:r>
+    </w:p>
+    <w:p>
+      <w:pPr>
+        <w:numPr>
+          <w:ilvl w:val="0"/>
+          <w:numId w:val="3"/>
+        </w:numPr>
+        <w:spacing w:after="0" w:afterAutospacing="0" w:before="0" w:beforeAutospacing="0" w:lineRule="auto"/>
+        <w:ind w:left="720" w:hanging="360"/>
+      </w:pPr>
+      <w:r>
+        <w:rPr>
+          <w:rtl w:val="0"/>
+        </w:rPr>
+        <w:t xml:space="preserve">Which of the following is an example of the Image modality?</w:t>
+        <w:br w:type="textWrapping"/>
+        <w:t xml:space="preserve"> A) A breaking news headline</w:t>
+        <w:br w:type="textWrapping"/>
+        <w:t xml:space="preserve"> B) An X-ray scan spotting a hidden issue</w:t>
+        <w:br w:type="textWrapping"/>
+        <w:t xml:space="preserve"> C) A podcast episode</w:t>
+        <w:br w:type="textWrapping"/>
+        <w:t xml:space="preserve"> D) A monthly budget spreadsheet</w:t>
+      </w:r>
+    </w:p>
+    <w:p>
+      <w:pPr>
+        <w:numPr>
+          <w:ilvl w:val="0"/>
+          <w:numId w:val="3"/>
+        </w:numPr>
+        <w:spacing w:after="240" w:before="0" w:beforeAutospacing="0" w:lineRule="auto"/>
+        <w:ind w:left="720" w:hanging="360"/>
+      </w:pPr>
+      <w:r>
+        <w:rPr>
+          <w:rtl w:val="0"/>
+        </w:rPr>
+        <w:t xml:space="preserve">What are the five core “jobs” (superpowers) of multimodal AI mentioned in the document?</w:t>
+        <w:br w:type="textWrapping"/>
+        <w:t xml:space="preserve"> A) Understanding, Retrieval, Generation, Decisioning, Recommendation</w:t>
+        <w:br w:type="textWrapping"/>
+        <w:t xml:space="preserve"> B) Only text generation and image captioning</w:t>
+        <w:br w:type="textWrapping"/>
+        <w:t xml:space="preserve"> C) Only audio processing</w:t>
+        <w:br w:type="textWrapping"/>
+        <w:t xml:space="preserve"> D) Only document scanning</w:t>
+      </w:r>
+    </w:p>
+    <w:p>
+      <w:pPr>
+        <w:rPr/>
+      </w:pPr>
+      <w:r>
+        <w:rPr>
+          <w:rtl w:val="0"/>
+        </w:rPr>
+      </w:r>
+    </w:p>
+    <w:p>
+      <w:pPr>
+        <w:pStyle w:val="Heading2"/>
+        <w:keepNext w:val="0"/>
+        <w:keepLines w:val="0"/>
+        <w:spacing w:after="80" w:lineRule="auto"/>
+        <w:rPr>
+          <w:b w:val="1"/>
+          <w:bCs w:val="1"/>
+          <w:sz w:val="34"/>
+          <w:szCs w:val="34"/>
+        </w:rPr>
+      </w:pPr>
+      <w:bookmarkStart w:colFirst="0" w:colLast="0" w:name="_heading=h.jroqcv89ylyi" w:id="25"/>
+      <w:bookmarkEnd w:id="25"/>
+      <w:r>
+        <w:rPr>
+          <w:b w:val="1"/>
+          <w:bCs w:val="1"/>
+          <w:sz w:val="34"/>
+          <w:szCs w:val="34"/>
+          <w:rtl w:val="0"/>
+        </w:rPr>
+        <w:t xml:space="preserve">Medium Questions</w:t>
+      </w:r>
+    </w:p>
+    <w:p>
+      <w:pPr>
+        <w:numPr>
+          <w:ilvl w:val="0"/>
+          <w:numId w:val="15"/>
+        </w:numPr>
+        <w:spacing w:after="0" w:afterAutospacing="0" w:before="240" w:lineRule="auto"/>
+        <w:ind w:left="720" w:hanging="360"/>
+      </w:pPr>
+      <w:r>
+        <w:rPr>
+          <w:rtl w:val="0"/>
+        </w:rPr>
+        <w:t xml:space="preserve">How does multimodal AI differ from traditional unimodal AI?</w:t>
+        <w:br w:type="textWrapping"/>
+        <w:t xml:space="preserve"> A) Unimodal AI works with multiple data types while multimodal works with only one</w:t>
+        <w:br w:type="textWrapping"/>
+        <w:t xml:space="preserve"> B) Multimodal AI combines different input types (text + image + audio + etc.) to understand better, search smarter, and act more effectively, while unimodal uses only one type</w:t>
+        <w:br w:type="textWrapping"/>
+        <w:t xml:space="preserve"> C) Both are exactly the same</w:t>
+        <w:br w:type="textWrapping"/>
+        <w:t xml:space="preserve"> D) Multimodal AI is always slower</w:t>
+      </w:r>
+    </w:p>
+    <w:p>
+      <w:pPr>
+        <w:numPr>
+          <w:ilvl w:val="0"/>
+          <w:numId w:val="15"/>
+        </w:numPr>
+        <w:spacing w:after="0" w:afterAutospacing="0" w:before="0" w:beforeAutospacing="0" w:lineRule="auto"/>
+        <w:ind w:left="720" w:hanging="360"/>
+      </w:pPr>
+      <w:sdt>
+        <w:sdtPr>
+          <w:id w:val="-1288322861"/>
+          <w:tag w:val="goog_rdk_10"/>
+        </w:sdtPr>
+        <w:sdtContent>
+          <w:r>
+            <w:rPr>
+              <w:rFonts w:ascii="Arial Unicode MS" w:cs="Arial Unicode MS" w:eastAsia="Arial Unicode MS" w:hAnsi="Arial Unicode MS"/>
+              <w:rtl w:val="0"/>
+            </w:rPr>
+            <w:t xml:space="preserve">What is the typical 5-step multimodal AI process described?</w:t>
+            <w:br w:type="textWrapping"/>
+            <w:t xml:space="preserve"> A) Encode → Align → Retrieve → Reason → Generate/Act</w:t>
+            <w:br w:type="textWrapping"/>
+            <w:t xml:space="preserve"> B) Only Generate and Act</w:t>
+            <w:br w:type="textWrapping"/>
+            <w:t xml:space="preserve"> C) Only Retrieval</w:t>
+            <w:br w:type="textWrapping"/>
+            <w:t xml:space="preserve"> D) Random order of steps</w:t>
+          </w:r>
+        </w:sdtContent>
+      </w:sdt>
+    </w:p>
+    <w:p>
+      <w:pPr>
+        <w:numPr>
+          <w:ilvl w:val="0"/>
+          <w:numId w:val="15"/>
+        </w:numPr>
+        <w:spacing w:after="240" w:before="0" w:beforeAutospacing="0" w:lineRule="auto"/>
+        <w:ind w:left="720" w:hanging="360"/>
+      </w:pPr>
+      <w:r>
+        <w:rPr>
+          <w:rtl w:val="0"/>
+        </w:rPr>
+        <w:t xml:space="preserve">Why is cross-modal mismatch a common challenge in multimodal AI?</w:t>
+        <w:br w:type="textWrapping"/>
+        <w:t xml:space="preserve"> A) Signals from different modalities clash (e.g., text says “happy” but tone says “mad”)</w:t>
+        <w:br w:type="textWrapping"/>
+        <w:t xml:space="preserve"> B) It never happens</w:t>
+        <w:br w:type="textWrapping"/>
+        <w:t xml:space="preserve"> C) It only affects text</w:t>
+        <w:br w:type="textWrapping"/>
+        <w:t xml:space="preserve"> D) It makes AI more accurate</w:t>
+      </w:r>
+    </w:p>
+    <w:p>
+      <w:pPr>
+        <w:rPr/>
+      </w:pPr>
+      <w:r>
+        <w:rPr>
+          <w:rtl w:val="0"/>
+        </w:rPr>
+      </w:r>
+    </w:p>
+    <w:p>
+      <w:pPr>
+        <w:pStyle w:val="Heading2"/>
+        <w:keepNext w:val="0"/>
+        <w:keepLines w:val="0"/>
+        <w:spacing w:after="80" w:lineRule="auto"/>
+        <w:rPr>
+          <w:b w:val="1"/>
+          <w:bCs w:val="1"/>
+          <w:sz w:val="34"/>
+          <w:szCs w:val="34"/>
+        </w:rPr>
+      </w:pPr>
+      <w:bookmarkStart w:colFirst="0" w:colLast="0" w:name="_heading=h.8wo1yg5ogyjd" w:id="26"/>
+      <w:bookmarkEnd w:id="26"/>
+      <w:r>
+        <w:rPr>
+          <w:b w:val="1"/>
+          <w:bCs w:val="1"/>
+          <w:sz w:val="34"/>
+          <w:szCs w:val="34"/>
+          <w:rtl w:val="0"/>
+        </w:rPr>
+        <w:t xml:space="preserve">Hard Questions</w:t>
       </w:r>
     </w:p>
     <w:p>
@@ -4269,27 +5077,256 @@
           <w:ilvl w:val="0"/>
           <w:numId w:val="1"/>
         </w:numPr>
-        <w:spacing w:after="240" w:before="0" w:lineRule="auto"/>
-        <w:ind w:left="720" w:hanging="360"/>
-        <w:rPr/>
-      </w:pPr>
-      <w:r>
-        <w:rPr>
-          <w:rtl w:val="0"/>
-        </w:rPr>
-        <w:t xml:space="preserve">Challenges remain: hallucinations, mismatches, cost, ethics,but progress is rapid</w:t>
-      </w:r>
-    </w:p>
-    <w:p>
-      <w:pPr>
-        <w:spacing w:after="240" w:before="240" w:lineRule="auto"/>
-        <w:rPr/>
-      </w:pPr>
-      <w:r>
-        <w:rPr>
-          <w:rtl w:val="0"/>
-        </w:rPr>
-        <w:t xml:space="preserve">Whether you're building products, conducting research, or simply want to understand the AI tools shaping our world in 2026 and beyond, multimodal capabilities are becoming table stakes. The future isn't just language, it's sight, sound, motion, and meaning working together.</w:t>
+        <w:spacing w:after="0" w:afterAutospacing="0" w:before="240" w:lineRule="auto"/>
+        <w:ind w:left="720" w:hanging="360"/>
+      </w:pPr>
+      <w:r>
+        <w:rPr>
+          <w:rtl w:val="0"/>
+        </w:rPr>
+        <w:t xml:space="preserve">In the document, what real-world example illustrates multimodal understanding in education?</w:t>
+        <w:br w:type="textWrapping"/>
+        <w:t xml:space="preserve"> A) Google Lens letting students point a camera at a math problem (image) and get explanations (text)</w:t>
+        <w:br w:type="textWrapping"/>
+        <w:t xml:space="preserve"> B) Only voice assistants</w:t>
+        <w:br w:type="textWrapping"/>
+        <w:t xml:space="preserve"> C) Only text-based chatbots</w:t>
+        <w:br w:type="textWrapping"/>
+        <w:t xml:space="preserve"> D) Only image generation</w:t>
+      </w:r>
+    </w:p>
+    <w:p>
+      <w:pPr>
+        <w:numPr>
+          <w:ilvl w:val="0"/>
+          <w:numId w:val="1"/>
+        </w:numPr>
+        <w:spacing w:after="0" w:afterAutospacing="0" w:before="0" w:beforeAutospacing="0" w:lineRule="auto"/>
+        <w:ind w:left="720" w:hanging="360"/>
+      </w:pPr>
+      <w:r>
+        <w:rPr>
+          <w:rtl w:val="0"/>
+        </w:rPr>
+        <w:t xml:space="preserve">Why is cross-attention considered powerful in multimodal systems?</w:t>
+        <w:br w:type="textWrapping"/>
+        <w:t xml:space="preserve"> A) It allows the language model to dynamically “look at” different parts of the image/audio while generating each token for fine-grained reasoning</w:t>
+        <w:br w:type="textWrapping"/>
+        <w:t xml:space="preserve"> B) It only averages embeddings</w:t>
+        <w:br w:type="textWrapping"/>
+        <w:t xml:space="preserve"> C) It removes all fusion</w:t>
+        <w:br w:type="textWrapping"/>
+        <w:t xml:space="preserve"> D) It works only for simple retrieval</w:t>
+      </w:r>
+    </w:p>
+    <w:p>
+      <w:pPr>
+        <w:numPr>
+          <w:ilvl w:val="0"/>
+          <w:numId w:val="1"/>
+        </w:numPr>
+        <w:spacing w:after="240" w:before="0" w:beforeAutospacing="0" w:lineRule="auto"/>
+        <w:ind w:left="720" w:hanging="360"/>
+      </w:pPr>
+      <w:r>
+        <w:rPr>
+          <w:rtl w:val="0"/>
+        </w:rPr>
+        <w:t xml:space="preserve">According to the conclusion, what is the key reason multimodal AI feels like the next major evolution?</w:t>
+        <w:br w:type="textWrapping"/>
+        <w:t xml:space="preserve"> A) By integrating vision, sound, layout, motion, and more, it moves closer to human-like perception and reasoning</w:t>
+        <w:br w:type="textWrapping"/>
+        <w:t xml:space="preserve"> B) It only works with text</w:t>
+        <w:br w:type="textWrapping"/>
+        <w:t xml:space="preserve"> C) It avoids any challenges</w:t>
+        <w:br w:type="textWrapping"/>
+        <w:t xml:space="preserve"> D) It is exactly the same as unimodal AI</w:t>
+      </w:r>
+    </w:p>
+    <w:p>
+      <w:pPr>
+        <w:pStyle w:val="Heading2"/>
+        <w:keepNext w:val="0"/>
+        <w:keepLines w:val="0"/>
+        <w:spacing w:after="80" w:lineRule="auto"/>
+        <w:rPr>
+          <w:b w:val="1"/>
+          <w:bCs w:val="1"/>
+          <w:sz w:val="34"/>
+          <w:szCs w:val="34"/>
+        </w:rPr>
+      </w:pPr>
+      <w:bookmarkStart w:colFirst="0" w:colLast="0" w:name="_heading=h.nr6ge0sktvet" w:id="27"/>
+      <w:bookmarkEnd w:id="27"/>
+      <w:r>
+        <w:rPr>
+          <w:b w:val="1"/>
+          <w:bCs w:val="1"/>
+          <w:sz w:val="34"/>
+          <w:szCs w:val="34"/>
+          <w:rtl w:val="0"/>
+        </w:rPr>
+        <w:t xml:space="preserve">Answers for Introduction to Multimodal AI</w:t>
+      </w:r>
+    </w:p>
+    <w:p>
+      <w:pPr>
+        <w:numPr>
+          <w:ilvl w:val="0"/>
+          <w:numId w:val="2"/>
+        </w:numPr>
+        <w:spacing w:after="0" w:afterAutospacing="0" w:before="240" w:lineRule="auto"/>
+        <w:ind w:left="720" w:hanging="360"/>
+      </w:pPr>
+      <w:r>
+        <w:rPr>
+          <w:rtl w:val="0"/>
+        </w:rPr>
+        <w:t xml:space="preserve">B</w:t>
+      </w:r>
+    </w:p>
+    <w:p>
+      <w:pPr>
+        <w:numPr>
+          <w:ilvl w:val="0"/>
+          <w:numId w:val="2"/>
+        </w:numPr>
+        <w:spacing w:after="0" w:afterAutospacing="0" w:before="0" w:beforeAutospacing="0" w:lineRule="auto"/>
+        <w:ind w:left="720" w:hanging="360"/>
+      </w:pPr>
+      <w:r>
+        <w:rPr>
+          <w:rtl w:val="0"/>
+        </w:rPr>
+        <w:t xml:space="preserve">A</w:t>
+      </w:r>
+    </w:p>
+    <w:p>
+      <w:pPr>
+        <w:numPr>
+          <w:ilvl w:val="0"/>
+          <w:numId w:val="2"/>
+        </w:numPr>
+        <w:spacing w:after="0" w:afterAutospacing="0" w:before="0" w:beforeAutospacing="0" w:lineRule="auto"/>
+        <w:ind w:left="720" w:hanging="360"/>
+      </w:pPr>
+      <w:r>
+        <w:rPr>
+          <w:rtl w:val="0"/>
+        </w:rPr>
+        <w:t xml:space="preserve">B</w:t>
+      </w:r>
+    </w:p>
+    <w:p>
+      <w:pPr>
+        <w:numPr>
+          <w:ilvl w:val="0"/>
+          <w:numId w:val="2"/>
+        </w:numPr>
+        <w:spacing w:after="0" w:afterAutospacing="0" w:before="0" w:beforeAutospacing="0" w:lineRule="auto"/>
+        <w:ind w:left="720" w:hanging="360"/>
+      </w:pPr>
+      <w:r>
+        <w:rPr>
+          <w:rtl w:val="0"/>
+        </w:rPr>
+        <w:t xml:space="preserve">A</w:t>
+      </w:r>
+    </w:p>
+    <w:p>
+      <w:pPr>
+        <w:numPr>
+          <w:ilvl w:val="0"/>
+          <w:numId w:val="2"/>
+        </w:numPr>
+        <w:spacing w:after="0" w:afterAutospacing="0" w:before="0" w:beforeAutospacing="0" w:lineRule="auto"/>
+        <w:ind w:left="720" w:hanging="360"/>
+      </w:pPr>
+      <w:r>
+        <w:rPr>
+          <w:rtl w:val="0"/>
+        </w:rPr>
+        <w:t xml:space="preserve">B</w:t>
+      </w:r>
+    </w:p>
+    <w:p>
+      <w:pPr>
+        <w:numPr>
+          <w:ilvl w:val="0"/>
+          <w:numId w:val="2"/>
+        </w:numPr>
+        <w:spacing w:after="0" w:afterAutospacing="0" w:before="0" w:beforeAutospacing="0" w:lineRule="auto"/>
+        <w:ind w:left="720" w:hanging="360"/>
+      </w:pPr>
+      <w:r>
+        <w:rPr>
+          <w:rtl w:val="0"/>
+        </w:rPr>
+        <w:t xml:space="preserve">A</w:t>
+      </w:r>
+    </w:p>
+    <w:p>
+      <w:pPr>
+        <w:numPr>
+          <w:ilvl w:val="0"/>
+          <w:numId w:val="2"/>
+        </w:numPr>
+        <w:spacing w:after="0" w:afterAutospacing="0" w:before="0" w:beforeAutospacing="0" w:lineRule="auto"/>
+        <w:ind w:left="720" w:hanging="360"/>
+      </w:pPr>
+      <w:r>
+        <w:rPr>
+          <w:rtl w:val="0"/>
+        </w:rPr>
+        <w:t xml:space="preserve">A</w:t>
+      </w:r>
+    </w:p>
+    <w:p>
+      <w:pPr>
+        <w:numPr>
+          <w:ilvl w:val="0"/>
+          <w:numId w:val="2"/>
+        </w:numPr>
+        <w:spacing w:after="0" w:afterAutospacing="0" w:before="0" w:beforeAutospacing="0" w:lineRule="auto"/>
+        <w:ind w:left="720" w:hanging="360"/>
+      </w:pPr>
+      <w:r>
+        <w:rPr>
+          <w:rtl w:val="0"/>
+        </w:rPr>
+        <w:t xml:space="preserve">A</w:t>
+      </w:r>
+    </w:p>
+    <w:p>
+      <w:pPr>
+        <w:numPr>
+          <w:ilvl w:val="0"/>
+          <w:numId w:val="2"/>
+        </w:numPr>
+        <w:spacing w:after="0" w:afterAutospacing="0" w:before="0" w:beforeAutospacing="0" w:lineRule="auto"/>
+        <w:ind w:left="720" w:hanging="360"/>
+      </w:pPr>
+      <w:r>
+        <w:rPr>
+          <w:rtl w:val="0"/>
+        </w:rPr>
+        <w:t xml:space="preserve">A</w:t>
+      </w:r>
+    </w:p>
+    <w:p>
+      <w:pPr>
+        <w:numPr>
+          <w:ilvl w:val="0"/>
+          <w:numId w:val="2"/>
+        </w:numPr>
+        <w:spacing w:after="240" w:before="0" w:beforeAutospacing="0" w:lineRule="auto"/>
+        <w:ind w:left="720" w:hanging="360"/>
+      </w:pPr>
+      <w:r>
+        <w:rPr>
+          <w:rtl w:val="0"/>
+        </w:rPr>
+        <w:t xml:space="preserve">A</w:t>
       </w:r>
     </w:p>
     <w:p>
@@ -4315,9 +5352,9 @@
 <w:numbering xmlns:mc="http://schemas.openxmlformats.org/markup-compatibility/2006" xmlns:o="urn:schemas-microsoft-com:office:office" xmlns:r="http://schemas.openxmlformats.org/officeDocument/2006/relationships" xmlns:m="http://schemas.openxmlformats.org/officeDocument/2006/math" xmlns:v="urn:schemas-microsoft-com:vml" xmlns:wp="http://schemas.openxmlformats.org/drawingml/2006/wordprocessingDrawing" xmlns:w10="urn:schemas-microsoft-com:office:word" xmlns:w="http://schemas.openxmlformats.org/wordprocessingml/2006/main" xmlns:wne="http://schemas.microsoft.com/office/word/2006/wordml" xmlns:sl="http://schemas.openxmlformats.org/schemaLibrary/2006/main" xmlns:a="http://schemas.openxmlformats.org/drawingml/2006/main" xmlns:pic="http://schemas.openxmlformats.org/drawingml/2006/picture" xmlns:c="http://schemas.openxmlformats.org/drawingml/2006/chart" xmlns:lc="http://schemas.openxmlformats.org/drawingml/2006/lockedCanvas" xmlns:dgm="http://schemas.openxmlformats.org/drawingml/2006/diagram" xmlns:wps="http://schemas.microsoft.com/office/word/2010/wordprocessingShape" xmlns:wpg="http://schemas.microsoft.com/office/word/2010/wordprocessingGroup" xmlns:w14="http://schemas.microsoft.com/office/word/2010/wordml" xmlns:w15="http://schemas.microsoft.com/office/word/2012/wordml" xmlns:w16="http://schemas.microsoft.com/office/word/2018/wordml" xmlns:w16cex="http://schemas.microsoft.com/office/word/2018/wordml/cex" xmlns:w16cid="http://schemas.microsoft.com/office/word/2016/wordml/cid" xmlns="http://schemas.microsoft.com/office/tasks/2019/documenttasks" xmlns:cr="http://schemas.microsoft.com/office/comments/2020/reactions">
   <w:abstractNum w:abstractNumId="1">
     <w:lvl w:ilvl="0">
-      <w:start w:val="1"/>
-      <w:numFmt w:val="bullet"/>
-      <w:lvlText w:val="●"/>
+      <w:start w:val="8"/>
+      <w:numFmt w:val="decimal"/>
+      <w:lvlText w:val="%1."/>
       <w:lvlJc w:val="left"/>
       <w:pPr>
         <w:ind w:left="720" w:hanging="360"/>
@@ -4328,8 +5365,8 @@
     </w:lvl>
     <w:lvl w:ilvl="1">
       <w:start w:val="1"/>
-      <w:numFmt w:val="bullet"/>
-      <w:lvlText w:val="○"/>
+      <w:numFmt w:val="lowerLetter"/>
+      <w:lvlText w:val="%2."/>
       <w:lvlJc w:val="left"/>
       <w:pPr>
         <w:ind w:left="1440" w:hanging="360"/>
@@ -4340,8 +5377,8 @@
     </w:lvl>
     <w:lvl w:ilvl="2">
       <w:start w:val="1"/>
-      <w:numFmt w:val="bullet"/>
-      <w:lvlText w:val="■"/>
+      <w:numFmt w:val="lowerRoman"/>
+      <w:lvlText w:val="%3."/>
       <w:lvlJc w:val="left"/>
       <w:pPr>
         <w:ind w:left="2160" w:hanging="360"/>
@@ -4352,8 +5389,8 @@
     </w:lvl>
     <w:lvl w:ilvl="3">
       <w:start w:val="1"/>
-      <w:numFmt w:val="bullet"/>
-      <w:lvlText w:val="●"/>
+      <w:numFmt w:val="decimal"/>
+      <w:lvlText w:val="%4."/>
       <w:lvlJc w:val="left"/>
       <w:pPr>
         <w:ind w:left="2880" w:hanging="360"/>
@@ -4364,8 +5401,8 @@
     </w:lvl>
     <w:lvl w:ilvl="4">
       <w:start w:val="1"/>
-      <w:numFmt w:val="bullet"/>
-      <w:lvlText w:val="○"/>
+      <w:numFmt w:val="lowerLetter"/>
+      <w:lvlText w:val="%5."/>
       <w:lvlJc w:val="left"/>
       <w:pPr>
         <w:ind w:left="3600" w:hanging="360"/>
@@ -4376,8 +5413,8 @@
     </w:lvl>
     <w:lvl w:ilvl="5">
       <w:start w:val="1"/>
-      <w:numFmt w:val="bullet"/>
-      <w:lvlText w:val="■"/>
+      <w:numFmt w:val="lowerRoman"/>
+      <w:lvlText w:val="%6."/>
       <w:lvlJc w:val="left"/>
       <w:pPr>
         <w:ind w:left="4320" w:hanging="360"/>
@@ -4388,8 +5425,8 @@
     </w:lvl>
     <w:lvl w:ilvl="6">
       <w:start w:val="1"/>
-      <w:numFmt w:val="bullet"/>
-      <w:lvlText w:val="●"/>
+      <w:numFmt w:val="decimal"/>
+      <w:lvlText w:val="%7."/>
       <w:lvlJc w:val="left"/>
       <w:pPr>
         <w:ind w:left="5040" w:hanging="360"/>
@@ -4400,8 +5437,8 @@
     </w:lvl>
     <w:lvl w:ilvl="7">
       <w:start w:val="1"/>
-      <w:numFmt w:val="bullet"/>
-      <w:lvlText w:val="○"/>
+      <w:numFmt w:val="lowerLetter"/>
+      <w:lvlText w:val="%8."/>
       <w:lvlJc w:val="left"/>
       <w:pPr>
         <w:ind w:left="5760" w:hanging="360"/>
@@ -4412,8 +5449,8 @@
     </w:lvl>
     <w:lvl w:ilvl="8">
       <w:start w:val="1"/>
-      <w:numFmt w:val="bullet"/>
-      <w:lvlText w:val="■"/>
+      <w:numFmt w:val="lowerRoman"/>
+      <w:lvlText w:val="%9."/>
       <w:lvlJc w:val="left"/>
       <w:pPr>
         <w:ind w:left="6480" w:hanging="360"/>
@@ -4426,8 +5463,8 @@
   <w:abstractNum w:abstractNumId="2">
     <w:lvl w:ilvl="0">
       <w:start w:val="1"/>
-      <w:numFmt w:val="bullet"/>
-      <w:lvlText w:val="●"/>
+      <w:numFmt w:val="decimal"/>
+      <w:lvlText w:val="%1."/>
       <w:lvlJc w:val="left"/>
       <w:pPr>
         <w:ind w:left="720" w:hanging="360"/>
@@ -4438,8 +5475,8 @@
     </w:lvl>
     <w:lvl w:ilvl="1">
       <w:start w:val="1"/>
-      <w:numFmt w:val="bullet"/>
-      <w:lvlText w:val="○"/>
+      <w:numFmt w:val="lowerLetter"/>
+      <w:lvlText w:val="%2."/>
       <w:lvlJc w:val="left"/>
       <w:pPr>
         <w:ind w:left="1440" w:hanging="360"/>
@@ -4450,8 +5487,8 @@
     </w:lvl>
     <w:lvl w:ilvl="2">
       <w:start w:val="1"/>
-      <w:numFmt w:val="bullet"/>
-      <w:lvlText w:val="■"/>
+      <w:numFmt w:val="lowerRoman"/>
+      <w:lvlText w:val="%3."/>
       <w:lvlJc w:val="left"/>
       <w:pPr>
         <w:ind w:left="2160" w:hanging="360"/>
@@ -4462,8 +5499,8 @@
     </w:lvl>
     <w:lvl w:ilvl="3">
       <w:start w:val="1"/>
-      <w:numFmt w:val="bullet"/>
-      <w:lvlText w:val="●"/>
+      <w:numFmt w:val="decimal"/>
+      <w:lvlText w:val="%4."/>
       <w:lvlJc w:val="left"/>
       <w:pPr>
         <w:ind w:left="2880" w:hanging="360"/>
@@ -4474,8 +5511,8 @@
     </w:lvl>
     <w:lvl w:ilvl="4">
       <w:start w:val="1"/>
-      <w:numFmt w:val="bullet"/>
-      <w:lvlText w:val="○"/>
+      <w:numFmt w:val="lowerLetter"/>
+      <w:lvlText w:val="%5."/>
       <w:lvlJc w:val="left"/>
       <w:pPr>
         <w:ind w:left="3600" w:hanging="360"/>
@@ -4486,8 +5523,8 @@
     </w:lvl>
     <w:lvl w:ilvl="5">
       <w:start w:val="1"/>
-      <w:numFmt w:val="bullet"/>
-      <w:lvlText w:val="■"/>
+      <w:numFmt w:val="lowerRoman"/>
+      <w:lvlText w:val="%6."/>
       <w:lvlJc w:val="left"/>
       <w:pPr>
         <w:ind w:left="4320" w:hanging="360"/>
@@ -4498,8 +5535,8 @@
     </w:lvl>
     <w:lvl w:ilvl="6">
       <w:start w:val="1"/>
-      <w:numFmt w:val="bullet"/>
-      <w:lvlText w:val="●"/>
+      <w:numFmt w:val="decimal"/>
+      <w:lvlText w:val="%7."/>
       <w:lvlJc w:val="left"/>
       <w:pPr>
         <w:ind w:left="5040" w:hanging="360"/>
@@ -4510,8 +5547,8 @@
     </w:lvl>
     <w:lvl w:ilvl="7">
       <w:start w:val="1"/>
-      <w:numFmt w:val="bullet"/>
-      <w:lvlText w:val="○"/>
+      <w:numFmt w:val="lowerLetter"/>
+      <w:lvlText w:val="%8."/>
       <w:lvlJc w:val="left"/>
       <w:pPr>
         <w:ind w:left="5760" w:hanging="360"/>
@@ -4522,8 +5559,8 @@
     </w:lvl>
     <w:lvl w:ilvl="8">
       <w:start w:val="1"/>
-      <w:numFmt w:val="bullet"/>
-      <w:lvlText w:val="■"/>
+      <w:numFmt w:val="lowerRoman"/>
+      <w:lvlText w:val="%9."/>
       <w:lvlJc w:val="left"/>
       <w:pPr>
         <w:ind w:left="6480" w:hanging="360"/>
@@ -4536,8 +5573,8 @@
   <w:abstractNum w:abstractNumId="3">
     <w:lvl w:ilvl="0">
       <w:start w:val="1"/>
-      <w:numFmt w:val="bullet"/>
-      <w:lvlText w:val="●"/>
+      <w:numFmt w:val="decimal"/>
+      <w:lvlText w:val="%1."/>
       <w:lvlJc w:val="left"/>
       <w:pPr>
         <w:ind w:left="720" w:hanging="360"/>
@@ -4548,8 +5585,8 @@
     </w:lvl>
     <w:lvl w:ilvl="1">
       <w:start w:val="1"/>
-      <w:numFmt w:val="bullet"/>
-      <w:lvlText w:val="○"/>
+      <w:numFmt w:val="lowerLetter"/>
+      <w:lvlText w:val="%2."/>
       <w:lvlJc w:val="left"/>
       <w:pPr>
         <w:ind w:left="1440" w:hanging="360"/>
@@ -4560,8 +5597,8 @@
     </w:lvl>
     <w:lvl w:ilvl="2">
       <w:start w:val="1"/>
-      <w:numFmt w:val="bullet"/>
-      <w:lvlText w:val="■"/>
+      <w:numFmt w:val="lowerRoman"/>
+      <w:lvlText w:val="%3."/>
       <w:lvlJc w:val="left"/>
       <w:pPr>
         <w:ind w:left="2160" w:hanging="360"/>
@@ -4572,8 +5609,8 @@
     </w:lvl>
     <w:lvl w:ilvl="3">
       <w:start w:val="1"/>
-      <w:numFmt w:val="bullet"/>
-      <w:lvlText w:val="●"/>
+      <w:numFmt w:val="decimal"/>
+      <w:lvlText w:val="%4."/>
       <w:lvlJc w:val="left"/>
       <w:pPr>
         <w:ind w:left="2880" w:hanging="360"/>
@@ -4584,8 +5621,8 @@
     </w:lvl>
     <w:lvl w:ilvl="4">
       <w:start w:val="1"/>
-      <w:numFmt w:val="bullet"/>
-      <w:lvlText w:val="○"/>
+      <w:numFmt w:val="lowerLetter"/>
+      <w:lvlText w:val="%5."/>
       <w:lvlJc w:val="left"/>
       <w:pPr>
         <w:ind w:left="3600" w:hanging="360"/>
@@ -4596,8 +5633,8 @@
     </w:lvl>
     <w:lvl w:ilvl="5">
       <w:start w:val="1"/>
-      <w:numFmt w:val="bullet"/>
-      <w:lvlText w:val="■"/>
+      <w:numFmt w:val="lowerRoman"/>
+      <w:lvlText w:val="%6."/>
       <w:lvlJc w:val="left"/>
       <w:pPr>
         <w:ind w:left="4320" w:hanging="360"/>
@@ -4608,8 +5645,8 @@
     </w:lvl>
     <w:lvl w:ilvl="6">
       <w:start w:val="1"/>
-      <w:numFmt w:val="bullet"/>
-      <w:lvlText w:val="●"/>
+      <w:numFmt w:val="decimal"/>
+      <w:lvlText w:val="%7."/>
       <w:lvlJc w:val="left"/>
       <w:pPr>
         <w:ind w:left="5040" w:hanging="360"/>
@@ -4620,8 +5657,8 @@
     </w:lvl>
     <w:lvl w:ilvl="7">
       <w:start w:val="1"/>
-      <w:numFmt w:val="bullet"/>
-      <w:lvlText w:val="○"/>
+      <w:numFmt w:val="lowerLetter"/>
+      <w:lvlText w:val="%8."/>
       <w:lvlJc w:val="left"/>
       <w:pPr>
         <w:ind w:left="5760" w:hanging="360"/>
@@ -4632,8 +5669,8 @@
     </w:lvl>
     <w:lvl w:ilvl="8">
       <w:start w:val="1"/>
-      <w:numFmt w:val="bullet"/>
-      <w:lvlText w:val="■"/>
+      <w:numFmt w:val="lowerRoman"/>
+      <w:lvlText w:val="%9."/>
       <w:lvlJc w:val="left"/>
       <w:pPr>
         <w:ind w:left="6480" w:hanging="360"/>
@@ -5514,6 +6551,446 @@
       <w:start w:val="1"/>
       <w:numFmt w:val="bullet"/>
       <w:lvlText w:val="■"/>
+      <w:lvlJc w:val="left"/>
+      <w:pPr>
+        <w:ind w:left="6480" w:hanging="360"/>
+      </w:pPr>
+      <w:rPr>
+        <w:u w:val="none"/>
+      </w:rPr>
+    </w:lvl>
+  </w:abstractNum>
+  <w:abstractNum w:abstractNumId="12">
+    <w:lvl w:ilvl="0">
+      <w:start w:val="1"/>
+      <w:numFmt w:val="bullet"/>
+      <w:lvlText w:val="●"/>
+      <w:lvlJc w:val="left"/>
+      <w:pPr>
+        <w:ind w:left="720" w:hanging="360"/>
+      </w:pPr>
+      <w:rPr>
+        <w:u w:val="none"/>
+      </w:rPr>
+    </w:lvl>
+    <w:lvl w:ilvl="1">
+      <w:start w:val="1"/>
+      <w:numFmt w:val="bullet"/>
+      <w:lvlText w:val="○"/>
+      <w:lvlJc w:val="left"/>
+      <w:pPr>
+        <w:ind w:left="1440" w:hanging="360"/>
+      </w:pPr>
+      <w:rPr>
+        <w:u w:val="none"/>
+      </w:rPr>
+    </w:lvl>
+    <w:lvl w:ilvl="2">
+      <w:start w:val="1"/>
+      <w:numFmt w:val="bullet"/>
+      <w:lvlText w:val="■"/>
+      <w:lvlJc w:val="left"/>
+      <w:pPr>
+        <w:ind w:left="2160" w:hanging="360"/>
+      </w:pPr>
+      <w:rPr>
+        <w:u w:val="none"/>
+      </w:rPr>
+    </w:lvl>
+    <w:lvl w:ilvl="3">
+      <w:start w:val="1"/>
+      <w:numFmt w:val="bullet"/>
+      <w:lvlText w:val="●"/>
+      <w:lvlJc w:val="left"/>
+      <w:pPr>
+        <w:ind w:left="2880" w:hanging="360"/>
+      </w:pPr>
+      <w:rPr>
+        <w:u w:val="none"/>
+      </w:rPr>
+    </w:lvl>
+    <w:lvl w:ilvl="4">
+      <w:start w:val="1"/>
+      <w:numFmt w:val="bullet"/>
+      <w:lvlText w:val="○"/>
+      <w:lvlJc w:val="left"/>
+      <w:pPr>
+        <w:ind w:left="3600" w:hanging="360"/>
+      </w:pPr>
+      <w:rPr>
+        <w:u w:val="none"/>
+      </w:rPr>
+    </w:lvl>
+    <w:lvl w:ilvl="5">
+      <w:start w:val="1"/>
+      <w:numFmt w:val="bullet"/>
+      <w:lvlText w:val="■"/>
+      <w:lvlJc w:val="left"/>
+      <w:pPr>
+        <w:ind w:left="4320" w:hanging="360"/>
+      </w:pPr>
+      <w:rPr>
+        <w:u w:val="none"/>
+      </w:rPr>
+    </w:lvl>
+    <w:lvl w:ilvl="6">
+      <w:start w:val="1"/>
+      <w:numFmt w:val="bullet"/>
+      <w:lvlText w:val="●"/>
+      <w:lvlJc w:val="left"/>
+      <w:pPr>
+        <w:ind w:left="5040" w:hanging="360"/>
+      </w:pPr>
+      <w:rPr>
+        <w:u w:val="none"/>
+      </w:rPr>
+    </w:lvl>
+    <w:lvl w:ilvl="7">
+      <w:start w:val="1"/>
+      <w:numFmt w:val="bullet"/>
+      <w:lvlText w:val="○"/>
+      <w:lvlJc w:val="left"/>
+      <w:pPr>
+        <w:ind w:left="5760" w:hanging="360"/>
+      </w:pPr>
+      <w:rPr>
+        <w:u w:val="none"/>
+      </w:rPr>
+    </w:lvl>
+    <w:lvl w:ilvl="8">
+      <w:start w:val="1"/>
+      <w:numFmt w:val="bullet"/>
+      <w:lvlText w:val="■"/>
+      <w:lvlJc w:val="left"/>
+      <w:pPr>
+        <w:ind w:left="6480" w:hanging="360"/>
+      </w:pPr>
+      <w:rPr>
+        <w:u w:val="none"/>
+      </w:rPr>
+    </w:lvl>
+  </w:abstractNum>
+  <w:abstractNum w:abstractNumId="13">
+    <w:lvl w:ilvl="0">
+      <w:start w:val="1"/>
+      <w:numFmt w:val="bullet"/>
+      <w:lvlText w:val="●"/>
+      <w:lvlJc w:val="left"/>
+      <w:pPr>
+        <w:ind w:left="720" w:hanging="360"/>
+      </w:pPr>
+      <w:rPr>
+        <w:u w:val="none"/>
+      </w:rPr>
+    </w:lvl>
+    <w:lvl w:ilvl="1">
+      <w:start w:val="1"/>
+      <w:numFmt w:val="bullet"/>
+      <w:lvlText w:val="○"/>
+      <w:lvlJc w:val="left"/>
+      <w:pPr>
+        <w:ind w:left="1440" w:hanging="360"/>
+      </w:pPr>
+      <w:rPr>
+        <w:u w:val="none"/>
+      </w:rPr>
+    </w:lvl>
+    <w:lvl w:ilvl="2">
+      <w:start w:val="1"/>
+      <w:numFmt w:val="bullet"/>
+      <w:lvlText w:val="■"/>
+      <w:lvlJc w:val="left"/>
+      <w:pPr>
+        <w:ind w:left="2160" w:hanging="360"/>
+      </w:pPr>
+      <w:rPr>
+        <w:u w:val="none"/>
+      </w:rPr>
+    </w:lvl>
+    <w:lvl w:ilvl="3">
+      <w:start w:val="1"/>
+      <w:numFmt w:val="bullet"/>
+      <w:lvlText w:val="●"/>
+      <w:lvlJc w:val="left"/>
+      <w:pPr>
+        <w:ind w:left="2880" w:hanging="360"/>
+      </w:pPr>
+      <w:rPr>
+        <w:u w:val="none"/>
+      </w:rPr>
+    </w:lvl>
+    <w:lvl w:ilvl="4">
+      <w:start w:val="1"/>
+      <w:numFmt w:val="bullet"/>
+      <w:lvlText w:val="○"/>
+      <w:lvlJc w:val="left"/>
+      <w:pPr>
+        <w:ind w:left="3600" w:hanging="360"/>
+      </w:pPr>
+      <w:rPr>
+        <w:u w:val="none"/>
+      </w:rPr>
+    </w:lvl>
+    <w:lvl w:ilvl="5">
+      <w:start w:val="1"/>
+      <w:numFmt w:val="bullet"/>
+      <w:lvlText w:val="■"/>
+      <w:lvlJc w:val="left"/>
+      <w:pPr>
+        <w:ind w:left="4320" w:hanging="360"/>
+      </w:pPr>
+      <w:rPr>
+        <w:u w:val="none"/>
+      </w:rPr>
+    </w:lvl>
+    <w:lvl w:ilvl="6">
+      <w:start w:val="1"/>
+      <w:numFmt w:val="bullet"/>
+      <w:lvlText w:val="●"/>
+      <w:lvlJc w:val="left"/>
+      <w:pPr>
+        <w:ind w:left="5040" w:hanging="360"/>
+      </w:pPr>
+      <w:rPr>
+        <w:u w:val="none"/>
+      </w:rPr>
+    </w:lvl>
+    <w:lvl w:ilvl="7">
+      <w:start w:val="1"/>
+      <w:numFmt w:val="bullet"/>
+      <w:lvlText w:val="○"/>
+      <w:lvlJc w:val="left"/>
+      <w:pPr>
+        <w:ind w:left="5760" w:hanging="360"/>
+      </w:pPr>
+      <w:rPr>
+        <w:u w:val="none"/>
+      </w:rPr>
+    </w:lvl>
+    <w:lvl w:ilvl="8">
+      <w:start w:val="1"/>
+      <w:numFmt w:val="bullet"/>
+      <w:lvlText w:val="■"/>
+      <w:lvlJc w:val="left"/>
+      <w:pPr>
+        <w:ind w:left="6480" w:hanging="360"/>
+      </w:pPr>
+      <w:rPr>
+        <w:u w:val="none"/>
+      </w:rPr>
+    </w:lvl>
+  </w:abstractNum>
+  <w:abstractNum w:abstractNumId="14">
+    <w:lvl w:ilvl="0">
+      <w:start w:val="1"/>
+      <w:numFmt w:val="bullet"/>
+      <w:lvlText w:val="●"/>
+      <w:lvlJc w:val="left"/>
+      <w:pPr>
+        <w:ind w:left="720" w:hanging="360"/>
+      </w:pPr>
+      <w:rPr>
+        <w:u w:val="none"/>
+      </w:rPr>
+    </w:lvl>
+    <w:lvl w:ilvl="1">
+      <w:start w:val="1"/>
+      <w:numFmt w:val="bullet"/>
+      <w:lvlText w:val="○"/>
+      <w:lvlJc w:val="left"/>
+      <w:pPr>
+        <w:ind w:left="1440" w:hanging="360"/>
+      </w:pPr>
+      <w:rPr>
+        <w:u w:val="none"/>
+      </w:rPr>
+    </w:lvl>
+    <w:lvl w:ilvl="2">
+      <w:start w:val="1"/>
+      <w:numFmt w:val="bullet"/>
+      <w:lvlText w:val="■"/>
+      <w:lvlJc w:val="left"/>
+      <w:pPr>
+        <w:ind w:left="2160" w:hanging="360"/>
+      </w:pPr>
+      <w:rPr>
+        <w:u w:val="none"/>
+      </w:rPr>
+    </w:lvl>
+    <w:lvl w:ilvl="3">
+      <w:start w:val="1"/>
+      <w:numFmt w:val="bullet"/>
+      <w:lvlText w:val="●"/>
+      <w:lvlJc w:val="left"/>
+      <w:pPr>
+        <w:ind w:left="2880" w:hanging="360"/>
+      </w:pPr>
+      <w:rPr>
+        <w:u w:val="none"/>
+      </w:rPr>
+    </w:lvl>
+    <w:lvl w:ilvl="4">
+      <w:start w:val="1"/>
+      <w:numFmt w:val="bullet"/>
+      <w:lvlText w:val="○"/>
+      <w:lvlJc w:val="left"/>
+      <w:pPr>
+        <w:ind w:left="3600" w:hanging="360"/>
+      </w:pPr>
+      <w:rPr>
+        <w:u w:val="none"/>
+      </w:rPr>
+    </w:lvl>
+    <w:lvl w:ilvl="5">
+      <w:start w:val="1"/>
+      <w:numFmt w:val="bullet"/>
+      <w:lvlText w:val="■"/>
+      <w:lvlJc w:val="left"/>
+      <w:pPr>
+        <w:ind w:left="4320" w:hanging="360"/>
+      </w:pPr>
+      <w:rPr>
+        <w:u w:val="none"/>
+      </w:rPr>
+    </w:lvl>
+    <w:lvl w:ilvl="6">
+      <w:start w:val="1"/>
+      <w:numFmt w:val="bullet"/>
+      <w:lvlText w:val="●"/>
+      <w:lvlJc w:val="left"/>
+      <w:pPr>
+        <w:ind w:left="5040" w:hanging="360"/>
+      </w:pPr>
+      <w:rPr>
+        <w:u w:val="none"/>
+      </w:rPr>
+    </w:lvl>
+    <w:lvl w:ilvl="7">
+      <w:start w:val="1"/>
+      <w:numFmt w:val="bullet"/>
+      <w:lvlText w:val="○"/>
+      <w:lvlJc w:val="left"/>
+      <w:pPr>
+        <w:ind w:left="5760" w:hanging="360"/>
+      </w:pPr>
+      <w:rPr>
+        <w:u w:val="none"/>
+      </w:rPr>
+    </w:lvl>
+    <w:lvl w:ilvl="8">
+      <w:start w:val="1"/>
+      <w:numFmt w:val="bullet"/>
+      <w:lvlText w:val="■"/>
+      <w:lvlJc w:val="left"/>
+      <w:pPr>
+        <w:ind w:left="6480" w:hanging="360"/>
+      </w:pPr>
+      <w:rPr>
+        <w:u w:val="none"/>
+      </w:rPr>
+    </w:lvl>
+  </w:abstractNum>
+  <w:abstractNum w:abstractNumId="15">
+    <w:lvl w:ilvl="0">
+      <w:start w:val="5"/>
+      <w:numFmt w:val="decimal"/>
+      <w:lvlText w:val="%1."/>
+      <w:lvlJc w:val="left"/>
+      <w:pPr>
+        <w:ind w:left="720" w:hanging="360"/>
+      </w:pPr>
+      <w:rPr>
+        <w:u w:val="none"/>
+      </w:rPr>
+    </w:lvl>
+    <w:lvl w:ilvl="1">
+      <w:start w:val="1"/>
+      <w:numFmt w:val="lowerLetter"/>
+      <w:lvlText w:val="%2."/>
+      <w:lvlJc w:val="left"/>
+      <w:pPr>
+        <w:ind w:left="1440" w:hanging="360"/>
+      </w:pPr>
+      <w:rPr>
+        <w:u w:val="none"/>
+      </w:rPr>
+    </w:lvl>
+    <w:lvl w:ilvl="2">
+      <w:start w:val="1"/>
+      <w:numFmt w:val="lowerRoman"/>
+      <w:lvlText w:val="%3."/>
+      <w:lvlJc w:val="left"/>
+      <w:pPr>
+        <w:ind w:left="2160" w:hanging="360"/>
+      </w:pPr>
+      <w:rPr>
+        <w:u w:val="none"/>
+      </w:rPr>
+    </w:lvl>
+    <w:lvl w:ilvl="3">
+      <w:start w:val="1"/>
+      <w:numFmt w:val="decimal"/>
+      <w:lvlText w:val="%4."/>
+      <w:lvlJc w:val="left"/>
+      <w:pPr>
+        <w:ind w:left="2880" w:hanging="360"/>
+      </w:pPr>
+      <w:rPr>
+        <w:u w:val="none"/>
+      </w:rPr>
+    </w:lvl>
+    <w:lvl w:ilvl="4">
+      <w:start w:val="1"/>
+      <w:numFmt w:val="lowerLetter"/>
+      <w:lvlText w:val="%5."/>
+      <w:lvlJc w:val="left"/>
+      <w:pPr>
+        <w:ind w:left="3600" w:hanging="360"/>
+      </w:pPr>
+      <w:rPr>
+        <w:u w:val="none"/>
+      </w:rPr>
+    </w:lvl>
+    <w:lvl w:ilvl="5">
+      <w:start w:val="1"/>
+      <w:numFmt w:val="lowerRoman"/>
+      <w:lvlText w:val="%6."/>
+      <w:lvlJc w:val="left"/>
+      <w:pPr>
+        <w:ind w:left="4320" w:hanging="360"/>
+      </w:pPr>
+      <w:rPr>
+        <w:u w:val="none"/>
+      </w:rPr>
+    </w:lvl>
+    <w:lvl w:ilvl="6">
+      <w:start w:val="1"/>
+      <w:numFmt w:val="decimal"/>
+      <w:lvlText w:val="%7."/>
+      <w:lvlJc w:val="left"/>
+      <w:pPr>
+        <w:ind w:left="5040" w:hanging="360"/>
+      </w:pPr>
+      <w:rPr>
+        <w:u w:val="none"/>
+      </w:rPr>
+    </w:lvl>
+    <w:lvl w:ilvl="7">
+      <w:start w:val="1"/>
+      <w:numFmt w:val="lowerLetter"/>
+      <w:lvlText w:val="%8."/>
+      <w:lvlJc w:val="left"/>
+      <w:pPr>
+        <w:ind w:left="5760" w:hanging="360"/>
+      </w:pPr>
+      <w:rPr>
+        <w:u w:val="none"/>
+      </w:rPr>
+    </w:lvl>
+    <w:lvl w:ilvl="8">
+      <w:start w:val="1"/>
+      <w:numFmt w:val="lowerRoman"/>
+      <w:lvlText w:val="%9."/>
       <w:lvlJc w:val="left"/>
       <w:pPr>
         <w:ind w:left="6480" w:hanging="360"/>
@@ -5555,6 +7032,18 @@
   </w:num>
   <w:num w:numId="11">
     <w:abstractNumId w:val="11"/>
+  </w:num>
+  <w:num w:numId="12">
+    <w:abstractNumId w:val="12"/>
+  </w:num>
+  <w:num w:numId="13">
+    <w:abstractNumId w:val="13"/>
+  </w:num>
+  <w:num w:numId="14">
+    <w:abstractNumId w:val="14"/>
+  </w:num>
+  <w:num w:numId="15">
+    <w:abstractNumId w:val="15"/>
   </w:num>
 </w:numbering>
 </file>
@@ -5737,6 +7226,55 @@
       <w:sz w:val="30"/>
       <w:szCs w:val="30"/>
     </w:rPr>
+  </w:style>
+  <w:style w:type="table" w:styleId="Table1">
+    <w:basedOn w:val="TableNormal"/>
+    <w:tblPr>
+      <w:tblStyleRowBandSize w:val="1"/>
+      <w:tblStyleColBandSize w:val="1"/>
+    </w:tblPr>
+  </w:style>
+  <w:style w:type="table" w:styleId="Table2">
+    <w:basedOn w:val="TableNormal"/>
+    <w:tblPr>
+      <w:tblStyleRowBandSize w:val="1"/>
+      <w:tblStyleColBandSize w:val="1"/>
+    </w:tblPr>
+  </w:style>
+  <w:style w:type="table" w:styleId="Table3">
+    <w:basedOn w:val="TableNormal"/>
+    <w:tblPr>
+      <w:tblStyleRowBandSize w:val="1"/>
+      <w:tblStyleColBandSize w:val="1"/>
+    </w:tblPr>
+  </w:style>
+  <w:style w:type="table" w:styleId="Table4">
+    <w:basedOn w:val="TableNormal"/>
+    <w:tblPr>
+      <w:tblStyleRowBandSize w:val="1"/>
+      <w:tblStyleColBandSize w:val="1"/>
+    </w:tblPr>
+  </w:style>
+  <w:style w:type="table" w:styleId="Table5">
+    <w:basedOn w:val="TableNormal"/>
+    <w:tblPr>
+      <w:tblStyleRowBandSize w:val="1"/>
+      <w:tblStyleColBandSize w:val="1"/>
+    </w:tblPr>
+  </w:style>
+  <w:style w:type="table" w:styleId="Table6">
+    <w:basedOn w:val="TableNormal"/>
+    <w:tblPr>
+      <w:tblStyleRowBandSize w:val="1"/>
+      <w:tblStyleColBandSize w:val="1"/>
+    </w:tblPr>
+  </w:style>
+  <w:style w:type="table" w:styleId="Table7">
+    <w:basedOn w:val="TableNormal"/>
+    <w:tblPr>
+      <w:tblStyleRowBandSize w:val="1"/>
+      <w:tblStyleColBandSize w:val="1"/>
+    </w:tblPr>
   </w:style>
 </w:styles>
 </file>
@@ -6063,7 +7601,7 @@
 
 <file path=customXML/item1.xml><?xml version="1.0" encoding="utf-8"?>
 <go:gDocsCustomXmlDataStorage xmlns:go="http://customooxmlschemas.google.com/" xmlns:r="http://schemas.openxmlformats.org/officeDocument/2006/relationships" uri="GoogleDocsCustomDataVersion2">
-  <go:docsCustomData xmlns:go="http://customooxmlschemas.google.com/" roundtripDataSignature="AMtx7mhKpfdtRlGHVbBkVRwK/944jnWW6A==">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</go:docsCustomData>
+  <go:docsCustomData xmlns:go="http://customooxmlschemas.google.com/" roundtripDataSignature="AMtx7mg96lp4otE5xO5U30Pz2ggCUpAQVw==">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</go:docsCustomData>
 </go:gDocsCustomXmlDataStorage>
 </file>
 
